--- a/03_report/tables/regression_results_team_process_h1_h5.docx
+++ b/03_report/tables/regression_results_team_process_h1_h5.docx
@@ -1304,7 +1304,7 @@
                 <w:szCs w:val="18"/>
                 <w:color w:val="000000"/>
               </w:rPr>
-              <w:t xml:space="preserve">0.131***</w:t>
+              <w:t xml:space="preserve">0.167***</w:t>
             </w:r>
             <w:r>
               <w:rPr>
@@ -1330,7 +1330,7 @@
                 <w:szCs w:val="18"/>
                 <w:color w:val="000000"/>
               </w:rPr>
-              <w:t xml:space="preserve">(0.009)</w:t>
+              <w:t xml:space="preserve">(0.006)</w:t>
             </w:r>
           </w:p>
         </w:tc>
@@ -1385,7 +1385,7 @@
                 <w:szCs w:val="18"/>
                 <w:color w:val="000000"/>
               </w:rPr>
-              <w:t xml:space="preserve">0.550***</w:t>
+              <w:t xml:space="preserve">0.478***</w:t>
             </w:r>
             <w:r>
               <w:rPr>
@@ -1411,7 +1411,7 @@
                 <w:szCs w:val="18"/>
                 <w:color w:val="000000"/>
               </w:rPr>
-              <w:t xml:space="preserve">(0.020)</w:t>
+              <w:t xml:space="preserve">(0.014)</w:t>
             </w:r>
           </w:p>
         </w:tc>
@@ -1466,7 +1466,7 @@
                 <w:szCs w:val="18"/>
                 <w:color w:val="000000"/>
               </w:rPr>
-              <w:t xml:space="preserve">0.233***</w:t>
+              <w:t xml:space="preserve">0.220***</w:t>
             </w:r>
             <w:r>
               <w:rPr>
@@ -1492,7 +1492,7 @@
                 <w:szCs w:val="18"/>
                 <w:color w:val="000000"/>
               </w:rPr>
-              <w:t xml:space="preserve">(0.010)</w:t>
+              <w:t xml:space="preserve">(0.006)</w:t>
             </w:r>
           </w:p>
         </w:tc>
@@ -1547,7 +1547,7 @@
                 <w:szCs w:val="18"/>
                 <w:color w:val="000000"/>
               </w:rPr>
-              <w:t xml:space="preserve">0.451***</w:t>
+              <w:t xml:space="preserve">0.462***</w:t>
             </w:r>
             <w:r>
               <w:rPr>
@@ -1573,7 +1573,7 @@
                 <w:szCs w:val="18"/>
                 <w:color w:val="000000"/>
               </w:rPr>
-              <w:t xml:space="preserve">(0.022)</w:t>
+              <w:t xml:space="preserve">(0.015)</w:t>
             </w:r>
           </w:p>
         </w:tc>
@@ -1628,7 +1628,7 @@
                 <w:szCs w:val="18"/>
                 <w:color w:val="000000"/>
               </w:rPr>
-              <w:t xml:space="preserve">0.450***</w:t>
+              <w:t xml:space="preserve">0.438***</w:t>
             </w:r>
             <w:r>
               <w:rPr>
@@ -1654,7 +1654,7 @@
                 <w:szCs w:val="18"/>
                 <w:color w:val="000000"/>
               </w:rPr>
-              <w:t xml:space="preserve">(0.037)</w:t>
+              <w:t xml:space="preserve">(0.024)</w:t>
             </w:r>
           </w:p>
         </w:tc>
@@ -1709,7 +1709,7 @@
                 <w:szCs w:val="18"/>
                 <w:color w:val="000000"/>
               </w:rPr>
-              <w:t xml:space="preserve">-0.665</w:t>
+              <w:t xml:space="preserve">-0.831*</w:t>
             </w:r>
             <w:r>
               <w:rPr>
@@ -1735,7 +1735,7 @@
                 <w:szCs w:val="18"/>
                 <w:color w:val="000000"/>
               </w:rPr>
-              <w:t xml:space="preserve">(0.462)</w:t>
+              <w:t xml:space="preserve">(0.325)</w:t>
             </w:r>
           </w:p>
         </w:tc>
@@ -1796,7 +1796,7 @@
                 <w:szCs w:val="18"/>
                 <w:color w:val="000000"/>
               </w:rPr>
-              <w:t xml:space="preserve">SMM treatment</w:t>
+              <w:t xml:space="preserve">Baseline</w:t>
             </w:r>
           </w:p>
         </w:tc>
@@ -1851,33 +1851,7 @@
                 <w:szCs w:val="18"/>
                 <w:color w:val="000000"/>
               </w:rPr>
-              <w:t xml:space="preserve">0.098***</w:t>
-            </w:r>
-            <w:r>
-              <w:rPr>
-                <w:rFonts w:ascii="Times New Roman" w:hAnsi="Times New Roman" w:eastAsia="Times New Roman" w:cs="Times New Roman"/>
-                <w:i w:val="false"/>
-                <w:b w:val="false"/>
-                <w:u w:val="none"/>
-                <w:strike w:val="false"/>
-                <w:sz w:val="18"/>
-                <w:szCs w:val="18"/>
-                <w:color w:val="000000"/>
-              </w:rPr>
-              <w:br/>
-            </w:r>
-            <w:r>
-              <w:rPr>
-                <w:rFonts w:ascii="Times New Roman" w:hAnsi="Times New Roman" w:eastAsia="Times New Roman" w:cs="Times New Roman"/>
-                <w:i w:val="false"/>
-                <w:b w:val="false"/>
-                <w:u w:val="none"/>
-                <w:strike w:val="false"/>
-                <w:sz w:val="18"/>
-                <w:szCs w:val="18"/>
-                <w:color w:val="000000"/>
-              </w:rPr>
-              <w:t xml:space="preserve">(0.011)</w:t>
+              <w:t xml:space="preserve"/>
             </w:r>
           </w:p>
         </w:tc>
@@ -1932,33 +1906,7 @@
                 <w:szCs w:val="18"/>
                 <w:color w:val="000000"/>
               </w:rPr>
-              <w:t xml:space="preserve">-0.032</w:t>
-            </w:r>
-            <w:r>
-              <w:rPr>
-                <w:rFonts w:ascii="Times New Roman" w:hAnsi="Times New Roman" w:eastAsia="Times New Roman" w:cs="Times New Roman"/>
-                <w:i w:val="false"/>
-                <w:b w:val="false"/>
-                <w:u w:val="none"/>
-                <w:strike w:val="false"/>
-                <w:sz w:val="18"/>
-                <w:szCs w:val="18"/>
-                <w:color w:val="000000"/>
-              </w:rPr>
-              <w:br/>
-            </w:r>
-            <w:r>
-              <w:rPr>
-                <w:rFonts w:ascii="Times New Roman" w:hAnsi="Times New Roman" w:eastAsia="Times New Roman" w:cs="Times New Roman"/>
-                <w:i w:val="false"/>
-                <w:b w:val="false"/>
-                <w:u w:val="none"/>
-                <w:strike w:val="false"/>
-                <w:sz w:val="18"/>
-                <w:szCs w:val="18"/>
-                <w:color w:val="000000"/>
-              </w:rPr>
-              <w:t xml:space="preserve">(0.025)</w:t>
+              <w:t xml:space="preserve"/>
             </w:r>
           </w:p>
         </w:tc>
@@ -2123,7 +2071,33 @@
                 <w:szCs w:val="18"/>
                 <w:color w:val="000000"/>
               </w:rPr>
-              <w:t xml:space="preserve"/>
+              <w:t xml:space="preserve">-0.428***</w:t>
+            </w:r>
+            <w:r>
+              <w:rPr>
+                <w:rFonts w:ascii="Times New Roman" w:hAnsi="Times New Roman" w:eastAsia="Times New Roman" w:cs="Times New Roman"/>
+                <w:i w:val="false"/>
+                <w:b w:val="false"/>
+                <w:u w:val="none"/>
+                <w:strike w:val="false"/>
+                <w:sz w:val="18"/>
+                <w:szCs w:val="18"/>
+                <w:color w:val="000000"/>
+              </w:rPr>
+              <w:br/>
+            </w:r>
+            <w:r>
+              <w:rPr>
+                <w:rFonts w:ascii="Times New Roman" w:hAnsi="Times New Roman" w:eastAsia="Times New Roman" w:cs="Times New Roman"/>
+                <w:i w:val="false"/>
+                <w:b w:val="false"/>
+                <w:u w:val="none"/>
+                <w:strike w:val="false"/>
+                <w:sz w:val="18"/>
+                <w:szCs w:val="18"/>
+                <w:color w:val="000000"/>
+              </w:rPr>
+              <w:t xml:space="preserve">(0.015)</w:t>
             </w:r>
           </w:p>
         </w:tc>
@@ -2178,7 +2152,33 @@
                 <w:szCs w:val="18"/>
                 <w:color w:val="000000"/>
               </w:rPr>
-              <w:t xml:space="preserve"/>
+              <w:t xml:space="preserve">-0.747***</w:t>
+            </w:r>
+            <w:r>
+              <w:rPr>
+                <w:rFonts w:ascii="Times New Roman" w:hAnsi="Times New Roman" w:eastAsia="Times New Roman" w:cs="Times New Roman"/>
+                <w:i w:val="false"/>
+                <w:b w:val="false"/>
+                <w:u w:val="none"/>
+                <w:strike w:val="false"/>
+                <w:sz w:val="18"/>
+                <w:szCs w:val="18"/>
+                <w:color w:val="000000"/>
+              </w:rPr>
+              <w:br/>
+            </w:r>
+            <w:r>
+              <w:rPr>
+                <w:rFonts w:ascii="Times New Roman" w:hAnsi="Times New Roman" w:eastAsia="Times New Roman" w:cs="Times New Roman"/>
+                <w:i w:val="false"/>
+                <w:b w:val="false"/>
+                <w:u w:val="none"/>
+                <w:strike w:val="false"/>
+                <w:sz w:val="18"/>
+                <w:szCs w:val="18"/>
+                <w:color w:val="000000"/>
+              </w:rPr>
+              <w:t xml:space="preserve">(0.222)</w:t>
             </w:r>
           </w:p>
         </w:tc>
@@ -2294,7 +2294,33 @@
                 <w:szCs w:val="18"/>
                 <w:color w:val="000000"/>
               </w:rPr>
-              <w:t xml:space="preserve"/>
+              <w:t xml:space="preserve">0.072***</w:t>
+            </w:r>
+            <w:r>
+              <w:rPr>
+                <w:rFonts w:ascii="Times New Roman" w:hAnsi="Times New Roman" w:eastAsia="Times New Roman" w:cs="Times New Roman"/>
+                <w:i w:val="false"/>
+                <w:b w:val="false"/>
+                <w:u w:val="none"/>
+                <w:strike w:val="false"/>
+                <w:sz w:val="18"/>
+                <w:szCs w:val="18"/>
+                <w:color w:val="000000"/>
+              </w:rPr>
+              <w:br/>
+            </w:r>
+            <w:r>
+              <w:rPr>
+                <w:rFonts w:ascii="Times New Roman" w:hAnsi="Times New Roman" w:eastAsia="Times New Roman" w:cs="Times New Roman"/>
+                <w:i w:val="false"/>
+                <w:b w:val="false"/>
+                <w:u w:val="none"/>
+                <w:strike w:val="false"/>
+                <w:sz w:val="18"/>
+                <w:szCs w:val="18"/>
+                <w:color w:val="000000"/>
+              </w:rPr>
+              <w:t xml:space="preserve">(0.010)</w:t>
             </w:r>
           </w:p>
         </w:tc>
@@ -2349,7 +2375,33 @@
                 <w:szCs w:val="18"/>
                 <w:color w:val="000000"/>
               </w:rPr>
-              <w:t xml:space="preserve"/>
+              <w:t xml:space="preserve">0.139***</w:t>
+            </w:r>
+            <w:r>
+              <w:rPr>
+                <w:rFonts w:ascii="Times New Roman" w:hAnsi="Times New Roman" w:eastAsia="Times New Roman" w:cs="Times New Roman"/>
+                <w:i w:val="false"/>
+                <w:b w:val="false"/>
+                <w:u w:val="none"/>
+                <w:strike w:val="false"/>
+                <w:sz w:val="18"/>
+                <w:szCs w:val="18"/>
+                <w:color w:val="000000"/>
+              </w:rPr>
+              <w:br/>
+            </w:r>
+            <w:r>
+              <w:rPr>
+                <w:rFonts w:ascii="Times New Roman" w:hAnsi="Times New Roman" w:eastAsia="Times New Roman" w:cs="Times New Roman"/>
+                <w:i w:val="false"/>
+                <w:b w:val="false"/>
+                <w:u w:val="none"/>
+                <w:strike w:val="false"/>
+                <w:sz w:val="18"/>
+                <w:szCs w:val="18"/>
+                <w:color w:val="000000"/>
+              </w:rPr>
+              <w:t xml:space="preserve">(0.020)</w:t>
             </w:r>
           </w:p>
         </w:tc>
@@ -2404,7 +2456,7 @@
                 <w:szCs w:val="18"/>
                 <w:color w:val="000000"/>
               </w:rPr>
-              <w:t xml:space="preserve">0.030*</w:t>
+              <w:t xml:space="preserve">0.019*</w:t>
             </w:r>
             <w:r>
               <w:rPr>
@@ -2430,7 +2482,7 @@
                 <w:szCs w:val="18"/>
                 <w:color w:val="000000"/>
               </w:rPr>
-              <w:t xml:space="preserve">(0.015)</w:t>
+              <w:t xml:space="preserve">(0.010)</w:t>
             </w:r>
           </w:p>
         </w:tc>
@@ -2485,7 +2537,7 @@
                 <w:szCs w:val="18"/>
                 <w:color w:val="000000"/>
               </w:rPr>
-              <w:t xml:space="preserve">0.207***</w:t>
+              <w:t xml:space="preserve">0.155***</w:t>
             </w:r>
             <w:r>
               <w:rPr>
@@ -2511,7 +2563,7 @@
                 <w:szCs w:val="18"/>
                 <w:color w:val="000000"/>
               </w:rPr>
-              <w:t xml:space="preserve">(0.028)</w:t>
+              <w:t xml:space="preserve">(0.021)</w:t>
             </w:r>
           </w:p>
         </w:tc>
@@ -2566,7 +2618,7 @@
                 <w:szCs w:val="18"/>
                 <w:color w:val="000000"/>
               </w:rPr>
-              <w:t xml:space="preserve">0.035</w:t>
+              <w:t xml:space="preserve">0.008</w:t>
             </w:r>
             <w:r>
               <w:rPr>
@@ -2592,7 +2644,7 @@
                 <w:szCs w:val="18"/>
                 <w:color w:val="000000"/>
               </w:rPr>
-              <w:t xml:space="preserve">(0.032)</w:t>
+              <w:t xml:space="preserve">(0.020)</w:t>
             </w:r>
           </w:p>
         </w:tc>
@@ -2647,7 +2699,7 @@
                 <w:szCs w:val="18"/>
                 <w:color w:val="000000"/>
               </w:rPr>
-              <w:t xml:space="preserve">0.038</w:t>
+              <w:t xml:space="preserve">0.064</w:t>
             </w:r>
             <w:r>
               <w:rPr>
@@ -2673,7 +2725,7 @@
                 <w:szCs w:val="18"/>
                 <w:color w:val="000000"/>
               </w:rPr>
-              <w:t xml:space="preserve">(0.375)</w:t>
+              <w:t xml:space="preserve">(0.238)</w:t>
             </w:r>
           </w:p>
         </w:tc>
@@ -2734,7 +2786,7 @@
                 <w:szCs w:val="18"/>
                 <w:color w:val="000000"/>
               </w:rPr>
-              <w:t xml:space="preserve">High transparency</w:t>
+              <w:t xml:space="preserve">Moderate transparency</w:t>
             </w:r>
           </w:p>
         </w:tc>
@@ -2789,7 +2841,33 @@
                 <w:szCs w:val="18"/>
                 <w:color w:val="000000"/>
               </w:rPr>
-              <w:t xml:space="preserve"/>
+              <w:t xml:space="preserve">0.053***</w:t>
+            </w:r>
+            <w:r>
+              <w:rPr>
+                <w:rFonts w:ascii="Times New Roman" w:hAnsi="Times New Roman" w:eastAsia="Times New Roman" w:cs="Times New Roman"/>
+                <w:i w:val="false"/>
+                <w:b w:val="false"/>
+                <w:u w:val="none"/>
+                <w:strike w:val="false"/>
+                <w:sz w:val="18"/>
+                <w:szCs w:val="18"/>
+                <w:color w:val="000000"/>
+              </w:rPr>
+              <w:br/>
+            </w:r>
+            <w:r>
+              <w:rPr>
+                <w:rFonts w:ascii="Times New Roman" w:hAnsi="Times New Roman" w:eastAsia="Times New Roman" w:cs="Times New Roman"/>
+                <w:i w:val="false"/>
+                <w:b w:val="false"/>
+                <w:u w:val="none"/>
+                <w:strike w:val="false"/>
+                <w:sz w:val="18"/>
+                <w:szCs w:val="18"/>
+                <w:color w:val="000000"/>
+              </w:rPr>
+              <w:t xml:space="preserve">(0.009)</w:t>
             </w:r>
           </w:p>
         </w:tc>
@@ -2844,7 +2922,33 @@
                 <w:szCs w:val="18"/>
                 <w:color w:val="000000"/>
               </w:rPr>
-              <w:t xml:space="preserve"/>
+              <w:t xml:space="preserve">-0.016</w:t>
+            </w:r>
+            <w:r>
+              <w:rPr>
+                <w:rFonts w:ascii="Times New Roman" w:hAnsi="Times New Roman" w:eastAsia="Times New Roman" w:cs="Times New Roman"/>
+                <w:i w:val="false"/>
+                <w:b w:val="false"/>
+                <w:u w:val="none"/>
+                <w:strike w:val="false"/>
+                <w:sz w:val="18"/>
+                <w:szCs w:val="18"/>
+                <w:color w:val="000000"/>
+              </w:rPr>
+              <w:br/>
+            </w:r>
+            <w:r>
+              <w:rPr>
+                <w:rFonts w:ascii="Times New Roman" w:hAnsi="Times New Roman" w:eastAsia="Times New Roman" w:cs="Times New Roman"/>
+                <w:i w:val="false"/>
+                <w:b w:val="false"/>
+                <w:u w:val="none"/>
+                <w:strike w:val="false"/>
+                <w:sz w:val="18"/>
+                <w:szCs w:val="18"/>
+                <w:color w:val="000000"/>
+              </w:rPr>
+              <w:t xml:space="preserve">(0.021)</w:t>
             </w:r>
           </w:p>
         </w:tc>
@@ -2899,33 +3003,7 @@
                 <w:szCs w:val="18"/>
                 <w:color w:val="000000"/>
               </w:rPr>
-              <w:t xml:space="preserve">-0.043**</w:t>
-            </w:r>
-            <w:r>
-              <w:rPr>
-                <w:rFonts w:ascii="Times New Roman" w:hAnsi="Times New Roman" w:eastAsia="Times New Roman" w:cs="Times New Roman"/>
-                <w:i w:val="false"/>
-                <w:b w:val="false"/>
-                <w:u w:val="none"/>
-                <w:strike w:val="false"/>
-                <w:sz w:val="18"/>
-                <w:szCs w:val="18"/>
-                <w:color w:val="000000"/>
-              </w:rPr>
-              <w:br/>
-            </w:r>
-            <w:r>
-              <w:rPr>
-                <w:rFonts w:ascii="Times New Roman" w:hAnsi="Times New Roman" w:eastAsia="Times New Roman" w:cs="Times New Roman"/>
-                <w:i w:val="false"/>
-                <w:b w:val="false"/>
-                <w:u w:val="none"/>
-                <w:strike w:val="false"/>
-                <w:sz w:val="18"/>
-                <w:szCs w:val="18"/>
-                <w:color w:val="000000"/>
-              </w:rPr>
-              <w:t xml:space="preserve">(0.013)</w:t>
+              <w:t xml:space="preserve"/>
             </w:r>
           </w:p>
         </w:tc>
@@ -2980,33 +3058,7 @@
                 <w:szCs w:val="18"/>
                 <w:color w:val="000000"/>
               </w:rPr>
-              <w:t xml:space="preserve">-0.007</w:t>
-            </w:r>
-            <w:r>
-              <w:rPr>
-                <w:rFonts w:ascii="Times New Roman" w:hAnsi="Times New Roman" w:eastAsia="Times New Roman" w:cs="Times New Roman"/>
-                <w:i w:val="false"/>
-                <w:b w:val="false"/>
-                <w:u w:val="none"/>
-                <w:strike w:val="false"/>
-                <w:sz w:val="18"/>
-                <w:szCs w:val="18"/>
-                <w:color w:val="000000"/>
-              </w:rPr>
-              <w:br/>
-            </w:r>
-            <w:r>
-              <w:rPr>
-                <w:rFonts w:ascii="Times New Roman" w:hAnsi="Times New Roman" w:eastAsia="Times New Roman" w:cs="Times New Roman"/>
-                <w:i w:val="false"/>
-                <w:b w:val="false"/>
-                <w:u w:val="none"/>
-                <w:strike w:val="false"/>
-                <w:sz w:val="18"/>
-                <w:szCs w:val="18"/>
-                <w:color w:val="000000"/>
-              </w:rPr>
-              <w:t xml:space="preserve">(0.034)</w:t>
+              <w:t xml:space="preserve"/>
             </w:r>
           </w:p>
         </w:tc>
@@ -3061,33 +3113,7 @@
                 <w:szCs w:val="18"/>
                 <w:color w:val="000000"/>
               </w:rPr>
-              <w:t xml:space="preserve">-0.004</w:t>
-            </w:r>
-            <w:r>
-              <w:rPr>
-                <w:rFonts w:ascii="Times New Roman" w:hAnsi="Times New Roman" w:eastAsia="Times New Roman" w:cs="Times New Roman"/>
-                <w:i w:val="false"/>
-                <w:b w:val="false"/>
-                <w:u w:val="none"/>
-                <w:strike w:val="false"/>
-                <w:sz w:val="18"/>
-                <w:szCs w:val="18"/>
-                <w:color w:val="000000"/>
-              </w:rPr>
-              <w:br/>
-            </w:r>
-            <w:r>
-              <w:rPr>
-                <w:rFonts w:ascii="Times New Roman" w:hAnsi="Times New Roman" w:eastAsia="Times New Roman" w:cs="Times New Roman"/>
-                <w:i w:val="false"/>
-                <w:b w:val="false"/>
-                <w:u w:val="none"/>
-                <w:strike w:val="false"/>
-                <w:sz w:val="18"/>
-                <w:szCs w:val="18"/>
-                <w:color w:val="000000"/>
-              </w:rPr>
-              <w:t xml:space="preserve">(0.025)</w:t>
+              <w:t xml:space="preserve"/>
             </w:r>
           </w:p>
         </w:tc>
@@ -3142,33 +3168,7 @@
                 <w:szCs w:val="18"/>
                 <w:color w:val="000000"/>
               </w:rPr>
-              <w:t xml:space="preserve">-0.701*</w:t>
-            </w:r>
-            <w:r>
-              <w:rPr>
-                <w:rFonts w:ascii="Times New Roman" w:hAnsi="Times New Roman" w:eastAsia="Times New Roman" w:cs="Times New Roman"/>
-                <w:i w:val="false"/>
-                <w:b w:val="false"/>
-                <w:u w:val="none"/>
-                <w:strike w:val="false"/>
-                <w:sz w:val="18"/>
-                <w:szCs w:val="18"/>
-                <w:color w:val="000000"/>
-              </w:rPr>
-              <w:br/>
-            </w:r>
-            <w:r>
-              <w:rPr>
-                <w:rFonts w:ascii="Times New Roman" w:hAnsi="Times New Roman" w:eastAsia="Times New Roman" w:cs="Times New Roman"/>
-                <w:i w:val="false"/>
-                <w:b w:val="false"/>
-                <w:u w:val="none"/>
-                <w:strike w:val="false"/>
-                <w:sz w:val="18"/>
-                <w:szCs w:val="18"/>
-                <w:color w:val="000000"/>
-              </w:rPr>
-              <w:t xml:space="preserve">(0.327)</w:t>
+              <w:t xml:space="preserve"/>
             </w:r>
           </w:p>
         </w:tc>
@@ -3229,7 +3229,7 @@
                 <w:szCs w:val="18"/>
                 <w:color w:val="000000"/>
               </w:rPr>
-              <w:t xml:space="preserve">Communication</w:t>
+              <w:t xml:space="preserve">High transparency</w:t>
             </w:r>
           </w:p>
         </w:tc>
@@ -3284,7 +3284,33 @@
                 <w:szCs w:val="18"/>
                 <w:color w:val="000000"/>
               </w:rPr>
-              <w:t xml:space="preserve"/>
+              <w:t xml:space="preserve">0.027**</w:t>
+            </w:r>
+            <w:r>
+              <w:rPr>
+                <w:rFonts w:ascii="Times New Roman" w:hAnsi="Times New Roman" w:eastAsia="Times New Roman" w:cs="Times New Roman"/>
+                <w:i w:val="false"/>
+                <w:b w:val="false"/>
+                <w:u w:val="none"/>
+                <w:strike w:val="false"/>
+                <w:sz w:val="18"/>
+                <w:szCs w:val="18"/>
+                <w:color w:val="000000"/>
+              </w:rPr>
+              <w:br/>
+            </w:r>
+            <w:r>
+              <w:rPr>
+                <w:rFonts w:ascii="Times New Roman" w:hAnsi="Times New Roman" w:eastAsia="Times New Roman" w:cs="Times New Roman"/>
+                <w:i w:val="false"/>
+                <w:b w:val="false"/>
+                <w:u w:val="none"/>
+                <w:strike w:val="false"/>
+                <w:sz w:val="18"/>
+                <w:szCs w:val="18"/>
+                <w:color w:val="000000"/>
+              </w:rPr>
+              <w:t xml:space="preserve">(0.009)</w:t>
             </w:r>
           </w:p>
         </w:tc>
@@ -3339,7 +3365,33 @@
                 <w:szCs w:val="18"/>
                 <w:color w:val="000000"/>
               </w:rPr>
-              <w:t xml:space="preserve"/>
+              <w:t xml:space="preserve">-0.046*</w:t>
+            </w:r>
+            <w:r>
+              <w:rPr>
+                <w:rFonts w:ascii="Times New Roman" w:hAnsi="Times New Roman" w:eastAsia="Times New Roman" w:cs="Times New Roman"/>
+                <w:i w:val="false"/>
+                <w:b w:val="false"/>
+                <w:u w:val="none"/>
+                <w:strike w:val="false"/>
+                <w:sz w:val="18"/>
+                <w:szCs w:val="18"/>
+                <w:color w:val="000000"/>
+              </w:rPr>
+              <w:br/>
+            </w:r>
+            <w:r>
+              <w:rPr>
+                <w:rFonts w:ascii="Times New Roman" w:hAnsi="Times New Roman" w:eastAsia="Times New Roman" w:cs="Times New Roman"/>
+                <w:i w:val="false"/>
+                <w:b w:val="false"/>
+                <w:u w:val="none"/>
+                <w:strike w:val="false"/>
+                <w:sz w:val="18"/>
+                <w:szCs w:val="18"/>
+                <w:color w:val="000000"/>
+              </w:rPr>
+              <w:t xml:space="preserve">(0.023)</w:t>
             </w:r>
           </w:p>
         </w:tc>
@@ -3394,7 +3446,33 @@
                 <w:szCs w:val="18"/>
                 <w:color w:val="000000"/>
               </w:rPr>
-              <w:t xml:space="preserve"/>
+              <w:t xml:space="preserve">-0.026**</w:t>
+            </w:r>
+            <w:r>
+              <w:rPr>
+                <w:rFonts w:ascii="Times New Roman" w:hAnsi="Times New Roman" w:eastAsia="Times New Roman" w:cs="Times New Roman"/>
+                <w:i w:val="false"/>
+                <w:b w:val="false"/>
+                <w:u w:val="none"/>
+                <w:strike w:val="false"/>
+                <w:sz w:val="18"/>
+                <w:szCs w:val="18"/>
+                <w:color w:val="000000"/>
+              </w:rPr>
+              <w:br/>
+            </w:r>
+            <w:r>
+              <w:rPr>
+                <w:rFonts w:ascii="Times New Roman" w:hAnsi="Times New Roman" w:eastAsia="Times New Roman" w:cs="Times New Roman"/>
+                <w:i w:val="false"/>
+                <w:b w:val="false"/>
+                <w:u w:val="none"/>
+                <w:strike w:val="false"/>
+                <w:sz w:val="18"/>
+                <w:szCs w:val="18"/>
+                <w:color w:val="000000"/>
+              </w:rPr>
+              <w:t xml:space="preserve">(0.009)</w:t>
             </w:r>
           </w:p>
         </w:tc>
@@ -3449,7 +3527,33 @@
                 <w:szCs w:val="18"/>
                 <w:color w:val="000000"/>
               </w:rPr>
-              <w:t xml:space="preserve"/>
+              <w:t xml:space="preserve">-0.030</w:t>
+            </w:r>
+            <w:r>
+              <w:rPr>
+                <w:rFonts w:ascii="Times New Roman" w:hAnsi="Times New Roman" w:eastAsia="Times New Roman" w:cs="Times New Roman"/>
+                <w:i w:val="false"/>
+                <w:b w:val="false"/>
+                <w:u w:val="none"/>
+                <w:strike w:val="false"/>
+                <w:sz w:val="18"/>
+                <w:szCs w:val="18"/>
+                <w:color w:val="000000"/>
+              </w:rPr>
+              <w:br/>
+            </w:r>
+            <w:r>
+              <w:rPr>
+                <w:rFonts w:ascii="Times New Roman" w:hAnsi="Times New Roman" w:eastAsia="Times New Roman" w:cs="Times New Roman"/>
+                <w:i w:val="false"/>
+                <w:b w:val="false"/>
+                <w:u w:val="none"/>
+                <w:strike w:val="false"/>
+                <w:sz w:val="18"/>
+                <w:szCs w:val="18"/>
+                <w:color w:val="000000"/>
+              </w:rPr>
+              <w:t xml:space="preserve">(0.024)</w:t>
             </w:r>
           </w:p>
         </w:tc>
@@ -3504,7 +3608,7 @@
                 <w:szCs w:val="18"/>
                 <w:color w:val="000000"/>
               </w:rPr>
-              <w:t xml:space="preserve">0.548***</w:t>
+              <w:t xml:space="preserve">0.076***</w:t>
             </w:r>
             <w:r>
               <w:rPr>
@@ -3530,7 +3634,7 @@
                 <w:szCs w:val="18"/>
                 <w:color w:val="000000"/>
               </w:rPr>
-              <w:t xml:space="preserve">(0.102)</w:t>
+              <w:t xml:space="preserve">(0.022)</w:t>
             </w:r>
           </w:p>
         </w:tc>
@@ -3585,7 +3689,7 @@
                 <w:szCs w:val="18"/>
                 <w:color w:val="000000"/>
               </w:rPr>
-              <w:t xml:space="preserve">8.358***</w:t>
+              <w:t xml:space="preserve">-0.539*</w:t>
             </w:r>
             <w:r>
               <w:rPr>
@@ -3611,7 +3715,7 @@
                 <w:szCs w:val="18"/>
                 <w:color w:val="000000"/>
               </w:rPr>
-              <w:t xml:space="preserve">(1.320)</w:t>
+              <w:t xml:space="preserve">(0.220)</w:t>
             </w:r>
           </w:p>
         </w:tc>
@@ -3672,7 +3776,7 @@
                 <w:szCs w:val="18"/>
                 <w:color w:val="000000"/>
               </w:rPr>
-              <w:t xml:space="preserve">Cooperation</w:t>
+              <w:t xml:space="preserve">Communication</w:t>
             </w:r>
           </w:p>
         </w:tc>
@@ -3947,7 +4051,7 @@
                 <w:szCs w:val="18"/>
                 <w:color w:val="000000"/>
               </w:rPr>
-              <w:t xml:space="preserve">-0.061+</w:t>
+              <w:t xml:space="preserve">0.631***</w:t>
             </w:r>
             <w:r>
               <w:rPr>
@@ -3973,7 +4077,7 @@
                 <w:szCs w:val="18"/>
                 <w:color w:val="000000"/>
               </w:rPr>
-              <w:t xml:space="preserve">(0.034)</w:t>
+              <w:t xml:space="preserve">(0.066)</w:t>
             </w:r>
           </w:p>
         </w:tc>
@@ -4028,7 +4132,7 @@
                 <w:szCs w:val="18"/>
                 <w:color w:val="000000"/>
               </w:rPr>
-              <w:t xml:space="preserve">-0.201</w:t>
+              <w:t xml:space="preserve">6.503***</w:t>
             </w:r>
             <w:r>
               <w:rPr>
@@ -4054,7 +4158,7 @@
                 <w:szCs w:val="18"/>
                 <w:color w:val="000000"/>
               </w:rPr>
-              <w:t xml:space="preserve">(0.530)</w:t>
+              <w:t xml:space="preserve">(1.017)</w:t>
             </w:r>
           </w:p>
         </w:tc>
@@ -4115,7 +4219,7 @@
                 <w:szCs w:val="18"/>
                 <w:color w:val="000000"/>
               </w:rPr>
-              <w:t xml:space="preserve">Baseline</w:t>
+              <w:t xml:space="preserve">Cooperation</w:t>
             </w:r>
           </w:p>
         </w:tc>
@@ -4390,7 +4494,7 @@
                 <w:szCs w:val="18"/>
                 <w:color w:val="000000"/>
               </w:rPr>
-              <w:t xml:space="preserve">-0.420***</w:t>
+              <w:t xml:space="preserve">-0.081**</w:t>
             </w:r>
             <w:r>
               <w:rPr>
@@ -4416,7 +4520,7 @@
                 <w:szCs w:val="18"/>
                 <w:color w:val="000000"/>
               </w:rPr>
-              <w:t xml:space="preserve">(0.020)</w:t>
+              <w:t xml:space="preserve">(0.027)</w:t>
             </w:r>
           </w:p>
         </w:tc>
@@ -4471,7 +4575,7 @@
                 <w:szCs w:val="18"/>
                 <w:color w:val="000000"/>
               </w:rPr>
-              <w:t xml:space="preserve">-0.399</w:t>
+              <w:t xml:space="preserve">0.720+</w:t>
             </w:r>
             <w:r>
               <w:rPr>
@@ -4497,7 +4601,7 @@
                 <w:szCs w:val="18"/>
                 <w:color w:val="000000"/>
               </w:rPr>
-              <w:t xml:space="preserve">(0.333)</w:t>
+              <w:t xml:space="preserve">(0.368)</w:t>
             </w:r>
           </w:p>
         </w:tc>
@@ -4613,7 +4717,7 @@
                 <w:szCs w:val="18"/>
                 <w:color w:val="000000"/>
               </w:rPr>
-              <w:t xml:space="preserve">400</w:t>
+              <w:t xml:space="preserve">800</w:t>
             </w:r>
           </w:p>
         </w:tc>
@@ -4668,7 +4772,7 @@
                 <w:szCs w:val="18"/>
                 <w:color w:val="000000"/>
               </w:rPr>
-              <w:t xml:space="preserve">400</w:t>
+              <w:t xml:space="preserve">800</w:t>
             </w:r>
           </w:p>
         </w:tc>
@@ -4723,7 +4827,7 @@
                 <w:szCs w:val="18"/>
                 <w:color w:val="000000"/>
               </w:rPr>
-              <w:t xml:space="preserve">300</w:t>
+              <w:t xml:space="preserve">600</w:t>
             </w:r>
           </w:p>
         </w:tc>
@@ -4778,7 +4882,7 @@
                 <w:szCs w:val="18"/>
                 <w:color w:val="000000"/>
               </w:rPr>
-              <w:t xml:space="preserve">300</w:t>
+              <w:t xml:space="preserve">600</w:t>
             </w:r>
           </w:p>
         </w:tc>
@@ -4833,7 +4937,7 @@
                 <w:szCs w:val="18"/>
                 <w:color w:val="000000"/>
               </w:rPr>
-              <w:t xml:space="preserve">400</w:t>
+              <w:t xml:space="preserve">800</w:t>
             </w:r>
           </w:p>
         </w:tc>
@@ -4888,7 +4992,7 @@
                 <w:szCs w:val="18"/>
                 <w:color w:val="000000"/>
               </w:rPr>
-              <w:t xml:space="preserve">400</w:t>
+              <w:t xml:space="preserve">800</w:t>
             </w:r>
           </w:p>
         </w:tc>
@@ -5004,7 +5108,7 @@
                 <w:szCs w:val="18"/>
                 <w:color w:val="000000"/>
               </w:rPr>
-              <w:t xml:space="preserve">0.147</w:t>
+              <w:t xml:space="preserve">0.082</w:t>
             </w:r>
           </w:p>
         </w:tc>
@@ -5059,7 +5163,7 @@
                 <w:szCs w:val="18"/>
                 <w:color w:val="000000"/>
               </w:rPr>
-              <w:t xml:space="preserve">0.004</w:t>
+              <w:t xml:space="preserve">0.096</w:t>
             </w:r>
           </w:p>
         </w:tc>
@@ -5114,7 +5218,7 @@
                 <w:szCs w:val="18"/>
                 <w:color w:val="000000"/>
               </w:rPr>
-              <w:t xml:space="preserve">0.079</w:t>
+              <w:t xml:space="preserve">0.040</w:t>
             </w:r>
           </w:p>
         </w:tc>
@@ -5169,7 +5273,7 @@
                 <w:szCs w:val="18"/>
                 <w:color w:val="000000"/>
               </w:rPr>
-              <w:t xml:space="preserve">0.169</w:t>
+              <w:t xml:space="preserve">0.115</w:t>
             </w:r>
           </w:p>
         </w:tc>
@@ -5224,7 +5328,7 @@
                 <w:szCs w:val="18"/>
                 <w:color w:val="000000"/>
               </w:rPr>
-              <w:t xml:space="preserve">0.623</w:t>
+              <w:t xml:space="preserve">0.603</w:t>
             </w:r>
           </w:p>
         </w:tc>
@@ -5395,7 +5499,7 @@
                 <w:szCs w:val="18"/>
                 <w:color w:val="000000"/>
               </w:rPr>
-              <w:t xml:space="preserve">0.145</w:t>
+              <w:t xml:space="preserve">0.078</w:t>
             </w:r>
           </w:p>
         </w:tc>
@@ -5450,7 +5554,7 @@
                 <w:szCs w:val="18"/>
                 <w:color w:val="000000"/>
               </w:rPr>
-              <w:t xml:space="preserve">0.001</w:t>
+              <w:t xml:space="preserve">0.092</w:t>
             </w:r>
           </w:p>
         </w:tc>
@@ -5505,7 +5609,7 @@
                 <w:szCs w:val="18"/>
                 <w:color w:val="000000"/>
               </w:rPr>
-              <w:t xml:space="preserve">0.073</w:t>
+              <w:t xml:space="preserve">0.036</w:t>
             </w:r>
           </w:p>
         </w:tc>
@@ -5560,7 +5664,7 @@
                 <w:szCs w:val="18"/>
                 <w:color w:val="000000"/>
               </w:rPr>
-              <w:t xml:space="preserve">0.163</w:t>
+              <w:t xml:space="preserve">0.112</w:t>
             </w:r>
           </w:p>
         </w:tc>
@@ -5615,7 +5719,7 @@
                 <w:szCs w:val="18"/>
                 <w:color w:val="000000"/>
               </w:rPr>
-              <w:t xml:space="preserve">0.618</w:t>
+              <w:t xml:space="preserve">0.601</w:t>
             </w:r>
           </w:p>
         </w:tc>
@@ -5732,7 +5836,7 @@
                 <w:szCs w:val="16"/>
                 <w:color w:val="000000"/>
               </w:rPr>
-              <w:t xml:space="preserve">Note: Standard errors in parentheses. + p &lt; .10, * p &lt; .05, ** p &lt; .01, *** p &lt; .001</w:t>
+              <w:t xml:space="preserve">Note: Heteroskedasticity-robust HC3 standard errors in parentheses. + p &lt; .10, * p &lt; .05, ** p &lt; .01, *** p &lt; .001</w:t>
             </w:r>
           </w:p>
         </w:tc>

--- a/03_report/tables/regression_results_team_process_h1_h5.docx
+++ b/03_report/tables/regression_results_team_process_h1_h5.docx
@@ -19,9 +19,7 @@
       </w:tblPr>
       <w:tr>
         <w:trPr>
-          <w:cantSplit/>
           <w:trHeight w:val="464" w:hRule="auto"/>
-          <w:tblHeader/>
         </w:trPr>
         <w:tc>
           <w:tcPr>
@@ -411,14 +409,12 @@
       </w:tr>
       <w:tr>
         <w:trPr>
-          <w:cantSplit/>
           <w:trHeight w:val="464" w:hRule="auto"/>
-          <w:tblHeader/>
         </w:trPr>
         <w:tc>
           <w:tcPr>
             <w:tcBorders>
-              <w:bottom w:val="single" w:sz="6" w:space="0" w:color="000000"/>
+              <w:bottom w:val="none" w:sz="0" w:space="0" w:color="000000"/>
               <w:top w:val="none" w:sz="0" w:space="0" w:color="000000"/>
               <w:left w:val="none" w:sz="0" w:space="0" w:color="000000"/>
               <w:right w:val="none" w:sz="0" w:space="0" w:color="000000"/>
@@ -466,14 +462,14 @@
                 <w:szCs w:val="18"/>
                 <w:color w:val="000000"/>
               </w:rPr>
-              <w:t xml:space="preserve">Estimator</w:t>
-            </w:r>
-          </w:p>
-        </w:tc>
-        <w:tc>
-          <w:tcPr>
-            <w:tcBorders>
-              <w:bottom w:val="single" w:sz="6" w:space="0" w:color="000000"/>
+              <w:t xml:space="preserve">Hypothesis</w:t>
+            </w:r>
+          </w:p>
+        </w:tc>
+        <w:tc>
+          <w:tcPr>
+            <w:tcBorders>
+              <w:bottom w:val="none" w:sz="0" w:space="0" w:color="000000"/>
               <w:top w:val="none" w:sz="0" w:space="0" w:color="000000"/>
               <w:left w:val="none" w:sz="0" w:space="0" w:color="000000"/>
               <w:right w:val="none" w:sz="0" w:space="0" w:color="000000"/>
@@ -521,14 +517,14 @@
                 <w:szCs w:val="18"/>
                 <w:color w:val="000000"/>
               </w:rPr>
-              <w:t xml:space="preserve">OLS</w:t>
-            </w:r>
-          </w:p>
-        </w:tc>
-        <w:tc>
-          <w:tcPr>
-            <w:tcBorders>
-              <w:bottom w:val="single" w:sz="6" w:space="0" w:color="000000"/>
+              <w:t xml:space="preserve">H1a</w:t>
+            </w:r>
+          </w:p>
+        </w:tc>
+        <w:tc>
+          <w:tcPr>
+            <w:tcBorders>
+              <w:bottom w:val="none" w:sz="0" w:space="0" w:color="000000"/>
               <w:top w:val="none" w:sz="0" w:space="0" w:color="000000"/>
               <w:left w:val="none" w:sz="0" w:space="0" w:color="000000"/>
               <w:right w:val="none" w:sz="0" w:space="0" w:color="000000"/>
@@ -576,14 +572,14 @@
                 <w:szCs w:val="18"/>
                 <w:color w:val="000000"/>
               </w:rPr>
-              <w:t xml:space="preserve">OLS</w:t>
-            </w:r>
-          </w:p>
-        </w:tc>
-        <w:tc>
-          <w:tcPr>
-            <w:tcBorders>
-              <w:bottom w:val="single" w:sz="6" w:space="0" w:color="000000"/>
+              <w:t xml:space="preserve">H1b</w:t>
+            </w:r>
+          </w:p>
+        </w:tc>
+        <w:tc>
+          <w:tcPr>
+            <w:tcBorders>
+              <w:bottom w:val="none" w:sz="0" w:space="0" w:color="000000"/>
               <w:top w:val="none" w:sz="0" w:space="0" w:color="000000"/>
               <w:left w:val="none" w:sz="0" w:space="0" w:color="000000"/>
               <w:right w:val="none" w:sz="0" w:space="0" w:color="000000"/>
@@ -631,14 +627,14 @@
                 <w:szCs w:val="18"/>
                 <w:color w:val="000000"/>
               </w:rPr>
-              <w:t xml:space="preserve">OLS</w:t>
-            </w:r>
-          </w:p>
-        </w:tc>
-        <w:tc>
-          <w:tcPr>
-            <w:tcBorders>
-              <w:bottom w:val="single" w:sz="6" w:space="0" w:color="000000"/>
+              <w:t xml:space="preserve">H2a/H3a</w:t>
+            </w:r>
+          </w:p>
+        </w:tc>
+        <w:tc>
+          <w:tcPr>
+            <w:tcBorders>
+              <w:bottom w:val="none" w:sz="0" w:space="0" w:color="000000"/>
               <w:top w:val="none" w:sz="0" w:space="0" w:color="000000"/>
               <w:left w:val="none" w:sz="0" w:space="0" w:color="000000"/>
               <w:right w:val="none" w:sz="0" w:space="0" w:color="000000"/>
@@ -686,14 +682,14 @@
                 <w:szCs w:val="18"/>
                 <w:color w:val="000000"/>
               </w:rPr>
-              <w:t xml:space="preserve">OLS</w:t>
-            </w:r>
-          </w:p>
-        </w:tc>
-        <w:tc>
-          <w:tcPr>
-            <w:tcBorders>
-              <w:bottom w:val="single" w:sz="6" w:space="0" w:color="000000"/>
+              <w:t xml:space="preserve">H2b/H3b</w:t>
+            </w:r>
+          </w:p>
+        </w:tc>
+        <w:tc>
+          <w:tcPr>
+            <w:tcBorders>
+              <w:bottom w:val="none" w:sz="0" w:space="0" w:color="000000"/>
               <w:top w:val="none" w:sz="0" w:space="0" w:color="000000"/>
               <w:left w:val="none" w:sz="0" w:space="0" w:color="000000"/>
               <w:right w:val="none" w:sz="0" w:space="0" w:color="000000"/>
@@ -741,14 +737,14 @@
                 <w:szCs w:val="18"/>
                 <w:color w:val="000000"/>
               </w:rPr>
-              <w:t xml:space="preserve">OLS</w:t>
-            </w:r>
-          </w:p>
-        </w:tc>
-        <w:tc>
-          <w:tcPr>
-            <w:tcBorders>
-              <w:bottom w:val="single" w:sz="6" w:space="0" w:color="000000"/>
+              <w:t xml:space="preserve">H4a/H5a</w:t>
+            </w:r>
+          </w:p>
+        </w:tc>
+        <w:tc>
+          <w:tcPr>
+            <w:tcBorders>
+              <w:bottom w:val="none" w:sz="0" w:space="0" w:color="000000"/>
               <w:top w:val="none" w:sz="0" w:space="0" w:color="000000"/>
               <w:left w:val="none" w:sz="0" w:space="0" w:color="000000"/>
               <w:right w:val="none" w:sz="0" w:space="0" w:color="000000"/>
@@ -796,22 +792,20 @@
                 <w:szCs w:val="18"/>
                 <w:color w:val="000000"/>
               </w:rPr>
-              <w:t xml:space="preserve">Logit</w:t>
+              <w:t xml:space="preserve">H4b/H5b</w:t>
             </w:r>
           </w:p>
         </w:tc>
       </w:tr>
       <w:tr>
         <w:trPr>
-          <w:cantSplit/>
           <w:trHeight w:val="464" w:hRule="auto"/>
-          <w:tblHeader/>
         </w:trPr>
         <w:tc>
           <w:tcPr>
             <w:tcBorders>
               <w:bottom w:val="single" w:sz="6" w:space="0" w:color="000000"/>
-              <w:top w:val="single" w:sz="6" w:space="0" w:color="000000"/>
+              <w:top w:val="none" w:sz="0" w:space="0" w:color="000000"/>
               <w:left w:val="none" w:sz="0" w:space="0" w:color="000000"/>
               <w:right w:val="none" w:sz="0" w:space="0" w:color="000000"/>
             </w:tcBorders>
@@ -858,7 +852,7 @@
                 <w:szCs w:val="18"/>
                 <w:color w:val="000000"/>
               </w:rPr>
-              <w:t xml:space="preserve">Dependent Variable</w:t>
+              <w:t xml:space="preserve">Estimator</w:t>
             </w:r>
           </w:p>
         </w:tc>
@@ -866,7 +860,7 @@
           <w:tcPr>
             <w:tcBorders>
               <w:bottom w:val="single" w:sz="6" w:space="0" w:color="000000"/>
-              <w:top w:val="single" w:sz="6" w:space="0" w:color="000000"/>
+              <w:top w:val="none" w:sz="0" w:space="0" w:color="000000"/>
               <w:left w:val="none" w:sz="0" w:space="0" w:color="000000"/>
               <w:right w:val="none" w:sz="0" w:space="0" w:color="000000"/>
             </w:tcBorders>
@@ -913,7 +907,7 @@
                 <w:szCs w:val="18"/>
                 <w:color w:val="000000"/>
               </w:rPr>
-              <w:t xml:space="preserve">Communication</w:t>
+              <w:t xml:space="preserve">OLS</w:t>
             </w:r>
           </w:p>
         </w:tc>
@@ -921,7 +915,7 @@
           <w:tcPr>
             <w:tcBorders>
               <w:bottom w:val="single" w:sz="6" w:space="0" w:color="000000"/>
-              <w:top w:val="single" w:sz="6" w:space="0" w:color="000000"/>
+              <w:top w:val="none" w:sz="0" w:space="0" w:color="000000"/>
               <w:left w:val="none" w:sz="0" w:space="0" w:color="000000"/>
               <w:right w:val="none" w:sz="0" w:space="0" w:color="000000"/>
             </w:tcBorders>
@@ -968,7 +962,7 @@
                 <w:szCs w:val="18"/>
                 <w:color w:val="000000"/>
               </w:rPr>
-              <w:t xml:space="preserve">Cooperation</w:t>
+              <w:t xml:space="preserve">OLS</w:t>
             </w:r>
           </w:p>
         </w:tc>
@@ -976,7 +970,7 @@
           <w:tcPr>
             <w:tcBorders>
               <w:bottom w:val="single" w:sz="6" w:space="0" w:color="000000"/>
-              <w:top w:val="single" w:sz="6" w:space="0" w:color="000000"/>
+              <w:top w:val="none" w:sz="0" w:space="0" w:color="000000"/>
               <w:left w:val="none" w:sz="0" w:space="0" w:color="000000"/>
               <w:right w:val="none" w:sz="0" w:space="0" w:color="000000"/>
             </w:tcBorders>
@@ -1023,7 +1017,7 @@
                 <w:szCs w:val="18"/>
                 <w:color w:val="000000"/>
               </w:rPr>
-              <w:t xml:space="preserve">Communication</w:t>
+              <w:t xml:space="preserve">OLS</w:t>
             </w:r>
           </w:p>
         </w:tc>
@@ -1031,7 +1025,7 @@
           <w:tcPr>
             <w:tcBorders>
               <w:bottom w:val="single" w:sz="6" w:space="0" w:color="000000"/>
-              <w:top w:val="single" w:sz="6" w:space="0" w:color="000000"/>
+              <w:top w:val="none" w:sz="0" w:space="0" w:color="000000"/>
               <w:left w:val="none" w:sz="0" w:space="0" w:color="000000"/>
               <w:right w:val="none" w:sz="0" w:space="0" w:color="000000"/>
             </w:tcBorders>
@@ -1078,7 +1072,7 @@
                 <w:szCs w:val="18"/>
                 <w:color w:val="000000"/>
               </w:rPr>
-              <w:t xml:space="preserve">Cooperation</w:t>
+              <w:t xml:space="preserve">OLS</w:t>
             </w:r>
           </w:p>
         </w:tc>
@@ -1086,7 +1080,7 @@
           <w:tcPr>
             <w:tcBorders>
               <w:bottom w:val="single" w:sz="6" w:space="0" w:color="000000"/>
-              <w:top w:val="single" w:sz="6" w:space="0" w:color="000000"/>
+              <w:top w:val="none" w:sz="0" w:space="0" w:color="000000"/>
               <w:left w:val="none" w:sz="0" w:space="0" w:color="000000"/>
               <w:right w:val="none" w:sz="0" w:space="0" w:color="000000"/>
             </w:tcBorders>
@@ -1133,7 +1127,7 @@
                 <w:szCs w:val="18"/>
                 <w:color w:val="000000"/>
               </w:rPr>
-              <w:t xml:space="preserve">Efficiency</w:t>
+              <w:t xml:space="preserve">OLS</w:t>
             </w:r>
           </w:p>
         </w:tc>
@@ -1141,7 +1135,7 @@
           <w:tcPr>
             <w:tcBorders>
               <w:bottom w:val="single" w:sz="6" w:space="0" w:color="000000"/>
-              <w:top w:val="single" w:sz="6" w:space="0" w:color="000000"/>
+              <w:top w:val="none" w:sz="0" w:space="0" w:color="000000"/>
               <w:left w:val="none" w:sz="0" w:space="0" w:color="000000"/>
               <w:right w:val="none" w:sz="0" w:space="0" w:color="000000"/>
             </w:tcBorders>
@@ -1188,20 +1182,19 @@
                 <w:szCs w:val="18"/>
                 <w:color w:val="000000"/>
               </w:rPr>
-              <w:t xml:space="preserve">Effectiveness</w:t>
+              <w:t xml:space="preserve">Logit</w:t>
             </w:r>
           </w:p>
         </w:tc>
       </w:tr>
       <w:tr>
         <w:trPr>
-          <w:cantSplit/>
-          <w:trHeight w:val="360" w:hRule="auto"/>
+          <w:trHeight w:val="464" w:hRule="auto"/>
         </w:trPr>
         <w:tc>
           <w:tcPr>
             <w:tcBorders>
-              <w:bottom w:val="none" w:sz="0" w:space="0" w:color="000000"/>
+              <w:bottom w:val="single" w:sz="6" w:space="0" w:color="000000"/>
               <w:top w:val="single" w:sz="6" w:space="0" w:color="000000"/>
               <w:left w:val="none" w:sz="0" w:space="0" w:color="000000"/>
               <w:right w:val="none" w:sz="0" w:space="0" w:color="000000"/>
@@ -1225,7 +1218,7 @@
                 <w:left w:val="none" w:sz="0" w:space="0" w:color="000000"/>
                 <w:right w:val="none" w:sz="0" w:space="0" w:color="000000"/>
               </w:pBdr>
-              <w:spacing w:after="60" w:before="60" w:line="240"/>
+              <w:spacing w:after="40" w:before="40" w:line="240"/>
               <w:ind w:left="40" w:right="40" w:firstLine="0" w:firstLineChars="0"/>
               <w:rPr>
                 <w:rFonts w:ascii="Times New Roman" w:hAnsi="Times New Roman" w:eastAsia="Times New Roman" w:cs="Times New Roman"/>
@@ -1249,14 +1242,14 @@
                 <w:szCs w:val="18"/>
                 <w:color w:val="000000"/>
               </w:rPr>
-              <w:t xml:space="preserve">Intercept</w:t>
-            </w:r>
-          </w:p>
-        </w:tc>
-        <w:tc>
-          <w:tcPr>
-            <w:tcBorders>
-              <w:bottom w:val="none" w:sz="0" w:space="0" w:color="000000"/>
+              <w:t xml:space="preserve">Dependent Variable</w:t>
+            </w:r>
+          </w:p>
+        </w:tc>
+        <w:tc>
+          <w:tcPr>
+            <w:tcBorders>
+              <w:bottom w:val="single" w:sz="6" w:space="0" w:color="000000"/>
               <w:top w:val="single" w:sz="6" w:space="0" w:color="000000"/>
               <w:left w:val="none" w:sz="0" w:space="0" w:color="000000"/>
               <w:right w:val="none" w:sz="0" w:space="0" w:color="000000"/>
@@ -1280,64 +1273,38 @@
                 <w:left w:val="none" w:sz="0" w:space="0" w:color="000000"/>
                 <w:right w:val="none" w:sz="0" w:space="0" w:color="000000"/>
               </w:pBdr>
-              <w:spacing w:after="60" w:before="60" w:line="240"/>
-              <w:ind w:left="40" w:right="40" w:firstLine="0" w:firstLineChars="0"/>
-              <w:rPr>
-                <w:rFonts w:ascii="Times New Roman" w:hAnsi="Times New Roman" w:eastAsia="Times New Roman" w:cs="Times New Roman"/>
-                <w:i w:val="false"/>
-                <w:b w:val="false"/>
-                <w:u w:val="none"/>
-                <w:strike w:val="false"/>
-                <w:sz w:val="18"/>
-                <w:szCs w:val="18"/>
-                <w:color w:val="000000"/>
-              </w:rPr>
-            </w:pPr>
-            <w:r>
-              <w:rPr>
-                <w:rFonts w:ascii="Times New Roman" w:hAnsi="Times New Roman" w:eastAsia="Times New Roman" w:cs="Times New Roman"/>
-                <w:i w:val="false"/>
-                <w:b w:val="false"/>
-                <w:u w:val="none"/>
-                <w:strike w:val="false"/>
-                <w:sz w:val="18"/>
-                <w:szCs w:val="18"/>
-                <w:color w:val="000000"/>
-              </w:rPr>
-              <w:t xml:space="preserve">0.167***</w:t>
-            </w:r>
-            <w:r>
-              <w:rPr>
-                <w:rFonts w:ascii="Times New Roman" w:hAnsi="Times New Roman" w:eastAsia="Times New Roman" w:cs="Times New Roman"/>
-                <w:i w:val="false"/>
-                <w:b w:val="false"/>
-                <w:u w:val="none"/>
-                <w:strike w:val="false"/>
-                <w:sz w:val="18"/>
-                <w:szCs w:val="18"/>
-                <w:color w:val="000000"/>
-              </w:rPr>
-              <w:br/>
-            </w:r>
-            <w:r>
-              <w:rPr>
-                <w:rFonts w:ascii="Times New Roman" w:hAnsi="Times New Roman" w:eastAsia="Times New Roman" w:cs="Times New Roman"/>
-                <w:i w:val="false"/>
-                <w:b w:val="false"/>
-                <w:u w:val="none"/>
-                <w:strike w:val="false"/>
-                <w:sz w:val="18"/>
-                <w:szCs w:val="18"/>
-                <w:color w:val="000000"/>
-              </w:rPr>
-              <w:t xml:space="preserve">(0.006)</w:t>
-            </w:r>
-          </w:p>
-        </w:tc>
-        <w:tc>
-          <w:tcPr>
-            <w:tcBorders>
-              <w:bottom w:val="none" w:sz="0" w:space="0" w:color="000000"/>
+              <w:spacing w:after="40" w:before="40" w:line="240"/>
+              <w:ind w:left="40" w:right="40" w:firstLine="0" w:firstLineChars="0"/>
+              <w:rPr>
+                <w:rFonts w:ascii="Times New Roman" w:hAnsi="Times New Roman" w:eastAsia="Times New Roman" w:cs="Times New Roman"/>
+                <w:i w:val="false"/>
+                <w:b w:val="true"/>
+                <w:u w:val="none"/>
+                <w:strike w:val="false"/>
+                <w:sz w:val="18"/>
+                <w:szCs w:val="18"/>
+                <w:color w:val="000000"/>
+              </w:rPr>
+            </w:pPr>
+            <w:r>
+              <w:rPr>
+                <w:rFonts w:ascii="Times New Roman" w:hAnsi="Times New Roman" w:eastAsia="Times New Roman" w:cs="Times New Roman"/>
+                <w:i w:val="false"/>
+                <w:b w:val="true"/>
+                <w:u w:val="none"/>
+                <w:strike w:val="false"/>
+                <w:sz w:val="18"/>
+                <w:szCs w:val="18"/>
+                <w:color w:val="000000"/>
+              </w:rPr>
+              <w:t xml:space="preserve">Communication</w:t>
+            </w:r>
+          </w:p>
+        </w:tc>
+        <w:tc>
+          <w:tcPr>
+            <w:tcBorders>
+              <w:bottom w:val="single" w:sz="6" w:space="0" w:color="000000"/>
               <w:top w:val="single" w:sz="6" w:space="0" w:color="000000"/>
               <w:left w:val="none" w:sz="0" w:space="0" w:color="000000"/>
               <w:right w:val="none" w:sz="0" w:space="0" w:color="000000"/>
@@ -1361,64 +1328,38 @@
                 <w:left w:val="none" w:sz="0" w:space="0" w:color="000000"/>
                 <w:right w:val="none" w:sz="0" w:space="0" w:color="000000"/>
               </w:pBdr>
-              <w:spacing w:after="60" w:before="60" w:line="240"/>
-              <w:ind w:left="40" w:right="40" w:firstLine="0" w:firstLineChars="0"/>
-              <w:rPr>
-                <w:rFonts w:ascii="Times New Roman" w:hAnsi="Times New Roman" w:eastAsia="Times New Roman" w:cs="Times New Roman"/>
-                <w:i w:val="false"/>
-                <w:b w:val="false"/>
-                <w:u w:val="none"/>
-                <w:strike w:val="false"/>
-                <w:sz w:val="18"/>
-                <w:szCs w:val="18"/>
-                <w:color w:val="000000"/>
-              </w:rPr>
-            </w:pPr>
-            <w:r>
-              <w:rPr>
-                <w:rFonts w:ascii="Times New Roman" w:hAnsi="Times New Roman" w:eastAsia="Times New Roman" w:cs="Times New Roman"/>
-                <w:i w:val="false"/>
-                <w:b w:val="false"/>
-                <w:u w:val="none"/>
-                <w:strike w:val="false"/>
-                <w:sz w:val="18"/>
-                <w:szCs w:val="18"/>
-                <w:color w:val="000000"/>
-              </w:rPr>
-              <w:t xml:space="preserve">0.478***</w:t>
-            </w:r>
-            <w:r>
-              <w:rPr>
-                <w:rFonts w:ascii="Times New Roman" w:hAnsi="Times New Roman" w:eastAsia="Times New Roman" w:cs="Times New Roman"/>
-                <w:i w:val="false"/>
-                <w:b w:val="false"/>
-                <w:u w:val="none"/>
-                <w:strike w:val="false"/>
-                <w:sz w:val="18"/>
-                <w:szCs w:val="18"/>
-                <w:color w:val="000000"/>
-              </w:rPr>
-              <w:br/>
-            </w:r>
-            <w:r>
-              <w:rPr>
-                <w:rFonts w:ascii="Times New Roman" w:hAnsi="Times New Roman" w:eastAsia="Times New Roman" w:cs="Times New Roman"/>
-                <w:i w:val="false"/>
-                <w:b w:val="false"/>
-                <w:u w:val="none"/>
-                <w:strike w:val="false"/>
-                <w:sz w:val="18"/>
-                <w:szCs w:val="18"/>
-                <w:color w:val="000000"/>
-              </w:rPr>
-              <w:t xml:space="preserve">(0.014)</w:t>
-            </w:r>
-          </w:p>
-        </w:tc>
-        <w:tc>
-          <w:tcPr>
-            <w:tcBorders>
-              <w:bottom w:val="none" w:sz="0" w:space="0" w:color="000000"/>
+              <w:spacing w:after="40" w:before="40" w:line="240"/>
+              <w:ind w:left="40" w:right="40" w:firstLine="0" w:firstLineChars="0"/>
+              <w:rPr>
+                <w:rFonts w:ascii="Times New Roman" w:hAnsi="Times New Roman" w:eastAsia="Times New Roman" w:cs="Times New Roman"/>
+                <w:i w:val="false"/>
+                <w:b w:val="true"/>
+                <w:u w:val="none"/>
+                <w:strike w:val="false"/>
+                <w:sz w:val="18"/>
+                <w:szCs w:val="18"/>
+                <w:color w:val="000000"/>
+              </w:rPr>
+            </w:pPr>
+            <w:r>
+              <w:rPr>
+                <w:rFonts w:ascii="Times New Roman" w:hAnsi="Times New Roman" w:eastAsia="Times New Roman" w:cs="Times New Roman"/>
+                <w:i w:val="false"/>
+                <w:b w:val="true"/>
+                <w:u w:val="none"/>
+                <w:strike w:val="false"/>
+                <w:sz w:val="18"/>
+                <w:szCs w:val="18"/>
+                <w:color w:val="000000"/>
+              </w:rPr>
+              <w:t xml:space="preserve">Cooperation</w:t>
+            </w:r>
+          </w:p>
+        </w:tc>
+        <w:tc>
+          <w:tcPr>
+            <w:tcBorders>
+              <w:bottom w:val="single" w:sz="6" w:space="0" w:color="000000"/>
               <w:top w:val="single" w:sz="6" w:space="0" w:color="000000"/>
               <w:left w:val="none" w:sz="0" w:space="0" w:color="000000"/>
               <w:right w:val="none" w:sz="0" w:space="0" w:color="000000"/>
@@ -1442,64 +1383,38 @@
                 <w:left w:val="none" w:sz="0" w:space="0" w:color="000000"/>
                 <w:right w:val="none" w:sz="0" w:space="0" w:color="000000"/>
               </w:pBdr>
-              <w:spacing w:after="60" w:before="60" w:line="240"/>
-              <w:ind w:left="40" w:right="40" w:firstLine="0" w:firstLineChars="0"/>
-              <w:rPr>
-                <w:rFonts w:ascii="Times New Roman" w:hAnsi="Times New Roman" w:eastAsia="Times New Roman" w:cs="Times New Roman"/>
-                <w:i w:val="false"/>
-                <w:b w:val="false"/>
-                <w:u w:val="none"/>
-                <w:strike w:val="false"/>
-                <w:sz w:val="18"/>
-                <w:szCs w:val="18"/>
-                <w:color w:val="000000"/>
-              </w:rPr>
-            </w:pPr>
-            <w:r>
-              <w:rPr>
-                <w:rFonts w:ascii="Times New Roman" w:hAnsi="Times New Roman" w:eastAsia="Times New Roman" w:cs="Times New Roman"/>
-                <w:i w:val="false"/>
-                <w:b w:val="false"/>
-                <w:u w:val="none"/>
-                <w:strike w:val="false"/>
-                <w:sz w:val="18"/>
-                <w:szCs w:val="18"/>
-                <w:color w:val="000000"/>
-              </w:rPr>
-              <w:t xml:space="preserve">0.220***</w:t>
-            </w:r>
-            <w:r>
-              <w:rPr>
-                <w:rFonts w:ascii="Times New Roman" w:hAnsi="Times New Roman" w:eastAsia="Times New Roman" w:cs="Times New Roman"/>
-                <w:i w:val="false"/>
-                <w:b w:val="false"/>
-                <w:u w:val="none"/>
-                <w:strike w:val="false"/>
-                <w:sz w:val="18"/>
-                <w:szCs w:val="18"/>
-                <w:color w:val="000000"/>
-              </w:rPr>
-              <w:br/>
-            </w:r>
-            <w:r>
-              <w:rPr>
-                <w:rFonts w:ascii="Times New Roman" w:hAnsi="Times New Roman" w:eastAsia="Times New Roman" w:cs="Times New Roman"/>
-                <w:i w:val="false"/>
-                <w:b w:val="false"/>
-                <w:u w:val="none"/>
-                <w:strike w:val="false"/>
-                <w:sz w:val="18"/>
-                <w:szCs w:val="18"/>
-                <w:color w:val="000000"/>
-              </w:rPr>
-              <w:t xml:space="preserve">(0.006)</w:t>
-            </w:r>
-          </w:p>
-        </w:tc>
-        <w:tc>
-          <w:tcPr>
-            <w:tcBorders>
-              <w:bottom w:val="none" w:sz="0" w:space="0" w:color="000000"/>
+              <w:spacing w:after="40" w:before="40" w:line="240"/>
+              <w:ind w:left="40" w:right="40" w:firstLine="0" w:firstLineChars="0"/>
+              <w:rPr>
+                <w:rFonts w:ascii="Times New Roman" w:hAnsi="Times New Roman" w:eastAsia="Times New Roman" w:cs="Times New Roman"/>
+                <w:i w:val="false"/>
+                <w:b w:val="true"/>
+                <w:u w:val="none"/>
+                <w:strike w:val="false"/>
+                <w:sz w:val="18"/>
+                <w:szCs w:val="18"/>
+                <w:color w:val="000000"/>
+              </w:rPr>
+            </w:pPr>
+            <w:r>
+              <w:rPr>
+                <w:rFonts w:ascii="Times New Roman" w:hAnsi="Times New Roman" w:eastAsia="Times New Roman" w:cs="Times New Roman"/>
+                <w:i w:val="false"/>
+                <w:b w:val="true"/>
+                <w:u w:val="none"/>
+                <w:strike w:val="false"/>
+                <w:sz w:val="18"/>
+                <w:szCs w:val="18"/>
+                <w:color w:val="000000"/>
+              </w:rPr>
+              <w:t xml:space="preserve">Communication</w:t>
+            </w:r>
+          </w:p>
+        </w:tc>
+        <w:tc>
+          <w:tcPr>
+            <w:tcBorders>
+              <w:bottom w:val="single" w:sz="6" w:space="0" w:color="000000"/>
               <w:top w:val="single" w:sz="6" w:space="0" w:color="000000"/>
               <w:left w:val="none" w:sz="0" w:space="0" w:color="000000"/>
               <w:right w:val="none" w:sz="0" w:space="0" w:color="000000"/>
@@ -1523,64 +1438,38 @@
                 <w:left w:val="none" w:sz="0" w:space="0" w:color="000000"/>
                 <w:right w:val="none" w:sz="0" w:space="0" w:color="000000"/>
               </w:pBdr>
-              <w:spacing w:after="60" w:before="60" w:line="240"/>
-              <w:ind w:left="40" w:right="40" w:firstLine="0" w:firstLineChars="0"/>
-              <w:rPr>
-                <w:rFonts w:ascii="Times New Roman" w:hAnsi="Times New Roman" w:eastAsia="Times New Roman" w:cs="Times New Roman"/>
-                <w:i w:val="false"/>
-                <w:b w:val="false"/>
-                <w:u w:val="none"/>
-                <w:strike w:val="false"/>
-                <w:sz w:val="18"/>
-                <w:szCs w:val="18"/>
-                <w:color w:val="000000"/>
-              </w:rPr>
-            </w:pPr>
-            <w:r>
-              <w:rPr>
-                <w:rFonts w:ascii="Times New Roman" w:hAnsi="Times New Roman" w:eastAsia="Times New Roman" w:cs="Times New Roman"/>
-                <w:i w:val="false"/>
-                <w:b w:val="false"/>
-                <w:u w:val="none"/>
-                <w:strike w:val="false"/>
-                <w:sz w:val="18"/>
-                <w:szCs w:val="18"/>
-                <w:color w:val="000000"/>
-              </w:rPr>
-              <w:t xml:space="preserve">0.462***</w:t>
-            </w:r>
-            <w:r>
-              <w:rPr>
-                <w:rFonts w:ascii="Times New Roman" w:hAnsi="Times New Roman" w:eastAsia="Times New Roman" w:cs="Times New Roman"/>
-                <w:i w:val="false"/>
-                <w:b w:val="false"/>
-                <w:u w:val="none"/>
-                <w:strike w:val="false"/>
-                <w:sz w:val="18"/>
-                <w:szCs w:val="18"/>
-                <w:color w:val="000000"/>
-              </w:rPr>
-              <w:br/>
-            </w:r>
-            <w:r>
-              <w:rPr>
-                <w:rFonts w:ascii="Times New Roman" w:hAnsi="Times New Roman" w:eastAsia="Times New Roman" w:cs="Times New Roman"/>
-                <w:i w:val="false"/>
-                <w:b w:val="false"/>
-                <w:u w:val="none"/>
-                <w:strike w:val="false"/>
-                <w:sz w:val="18"/>
-                <w:szCs w:val="18"/>
-                <w:color w:val="000000"/>
-              </w:rPr>
-              <w:t xml:space="preserve">(0.015)</w:t>
-            </w:r>
-          </w:p>
-        </w:tc>
-        <w:tc>
-          <w:tcPr>
-            <w:tcBorders>
-              <w:bottom w:val="none" w:sz="0" w:space="0" w:color="000000"/>
+              <w:spacing w:after="40" w:before="40" w:line="240"/>
+              <w:ind w:left="40" w:right="40" w:firstLine="0" w:firstLineChars="0"/>
+              <w:rPr>
+                <w:rFonts w:ascii="Times New Roman" w:hAnsi="Times New Roman" w:eastAsia="Times New Roman" w:cs="Times New Roman"/>
+                <w:i w:val="false"/>
+                <w:b w:val="true"/>
+                <w:u w:val="none"/>
+                <w:strike w:val="false"/>
+                <w:sz w:val="18"/>
+                <w:szCs w:val="18"/>
+                <w:color w:val="000000"/>
+              </w:rPr>
+            </w:pPr>
+            <w:r>
+              <w:rPr>
+                <w:rFonts w:ascii="Times New Roman" w:hAnsi="Times New Roman" w:eastAsia="Times New Roman" w:cs="Times New Roman"/>
+                <w:i w:val="false"/>
+                <w:b w:val="true"/>
+                <w:u w:val="none"/>
+                <w:strike w:val="false"/>
+                <w:sz w:val="18"/>
+                <w:szCs w:val="18"/>
+                <w:color w:val="000000"/>
+              </w:rPr>
+              <w:t xml:space="preserve">Cooperation</w:t>
+            </w:r>
+          </w:p>
+        </w:tc>
+        <w:tc>
+          <w:tcPr>
+            <w:tcBorders>
+              <w:bottom w:val="single" w:sz="6" w:space="0" w:color="000000"/>
               <w:top w:val="single" w:sz="6" w:space="0" w:color="000000"/>
               <w:left w:val="none" w:sz="0" w:space="0" w:color="000000"/>
               <w:right w:val="none" w:sz="0" w:space="0" w:color="000000"/>
@@ -1604,64 +1493,38 @@
                 <w:left w:val="none" w:sz="0" w:space="0" w:color="000000"/>
                 <w:right w:val="none" w:sz="0" w:space="0" w:color="000000"/>
               </w:pBdr>
-              <w:spacing w:after="60" w:before="60" w:line="240"/>
-              <w:ind w:left="40" w:right="40" w:firstLine="0" w:firstLineChars="0"/>
-              <w:rPr>
-                <w:rFonts w:ascii="Times New Roman" w:hAnsi="Times New Roman" w:eastAsia="Times New Roman" w:cs="Times New Roman"/>
-                <w:i w:val="false"/>
-                <w:b w:val="false"/>
-                <w:u w:val="none"/>
-                <w:strike w:val="false"/>
-                <w:sz w:val="18"/>
-                <w:szCs w:val="18"/>
-                <w:color w:val="000000"/>
-              </w:rPr>
-            </w:pPr>
-            <w:r>
-              <w:rPr>
-                <w:rFonts w:ascii="Times New Roman" w:hAnsi="Times New Roman" w:eastAsia="Times New Roman" w:cs="Times New Roman"/>
-                <w:i w:val="false"/>
-                <w:b w:val="false"/>
-                <w:u w:val="none"/>
-                <w:strike w:val="false"/>
-                <w:sz w:val="18"/>
-                <w:szCs w:val="18"/>
-                <w:color w:val="000000"/>
-              </w:rPr>
-              <w:t xml:space="preserve">0.438***</w:t>
-            </w:r>
-            <w:r>
-              <w:rPr>
-                <w:rFonts w:ascii="Times New Roman" w:hAnsi="Times New Roman" w:eastAsia="Times New Roman" w:cs="Times New Roman"/>
-                <w:i w:val="false"/>
-                <w:b w:val="false"/>
-                <w:u w:val="none"/>
-                <w:strike w:val="false"/>
-                <w:sz w:val="18"/>
-                <w:szCs w:val="18"/>
-                <w:color w:val="000000"/>
-              </w:rPr>
-              <w:br/>
-            </w:r>
-            <w:r>
-              <w:rPr>
-                <w:rFonts w:ascii="Times New Roman" w:hAnsi="Times New Roman" w:eastAsia="Times New Roman" w:cs="Times New Roman"/>
-                <w:i w:val="false"/>
-                <w:b w:val="false"/>
-                <w:u w:val="none"/>
-                <w:strike w:val="false"/>
-                <w:sz w:val="18"/>
-                <w:szCs w:val="18"/>
-                <w:color w:val="000000"/>
-              </w:rPr>
-              <w:t xml:space="preserve">(0.024)</w:t>
-            </w:r>
-          </w:p>
-        </w:tc>
-        <w:tc>
-          <w:tcPr>
-            <w:tcBorders>
-              <w:bottom w:val="none" w:sz="0" w:space="0" w:color="000000"/>
+              <w:spacing w:after="40" w:before="40" w:line="240"/>
+              <w:ind w:left="40" w:right="40" w:firstLine="0" w:firstLineChars="0"/>
+              <w:rPr>
+                <w:rFonts w:ascii="Times New Roman" w:hAnsi="Times New Roman" w:eastAsia="Times New Roman" w:cs="Times New Roman"/>
+                <w:i w:val="false"/>
+                <w:b w:val="true"/>
+                <w:u w:val="none"/>
+                <w:strike w:val="false"/>
+                <w:sz w:val="18"/>
+                <w:szCs w:val="18"/>
+                <w:color w:val="000000"/>
+              </w:rPr>
+            </w:pPr>
+            <w:r>
+              <w:rPr>
+                <w:rFonts w:ascii="Times New Roman" w:hAnsi="Times New Roman" w:eastAsia="Times New Roman" w:cs="Times New Roman"/>
+                <w:i w:val="false"/>
+                <w:b w:val="true"/>
+                <w:u w:val="none"/>
+                <w:strike w:val="false"/>
+                <w:sz w:val="18"/>
+                <w:szCs w:val="18"/>
+                <w:color w:val="000000"/>
+              </w:rPr>
+              <w:t xml:space="preserve">Efficiency</w:t>
+            </w:r>
+          </w:p>
+        </w:tc>
+        <w:tc>
+          <w:tcPr>
+            <w:tcBorders>
+              <w:bottom w:val="single" w:sz="6" w:space="0" w:color="000000"/>
               <w:top w:val="single" w:sz="6" w:space="0" w:color="000000"/>
               <w:left w:val="none" w:sz="0" w:space="0" w:color="000000"/>
               <w:right w:val="none" w:sz="0" w:space="0" w:color="000000"/>
@@ -1685,71 +1548,44 @@
                 <w:left w:val="none" w:sz="0" w:space="0" w:color="000000"/>
                 <w:right w:val="none" w:sz="0" w:space="0" w:color="000000"/>
               </w:pBdr>
-              <w:spacing w:after="60" w:before="60" w:line="240"/>
-              <w:ind w:left="40" w:right="40" w:firstLine="0" w:firstLineChars="0"/>
-              <w:rPr>
-                <w:rFonts w:ascii="Times New Roman" w:hAnsi="Times New Roman" w:eastAsia="Times New Roman" w:cs="Times New Roman"/>
-                <w:i w:val="false"/>
-                <w:b w:val="false"/>
-                <w:u w:val="none"/>
-                <w:strike w:val="false"/>
-                <w:sz w:val="18"/>
-                <w:szCs w:val="18"/>
-                <w:color w:val="000000"/>
-              </w:rPr>
-            </w:pPr>
-            <w:r>
-              <w:rPr>
-                <w:rFonts w:ascii="Times New Roman" w:hAnsi="Times New Roman" w:eastAsia="Times New Roman" w:cs="Times New Roman"/>
-                <w:i w:val="false"/>
-                <w:b w:val="false"/>
-                <w:u w:val="none"/>
-                <w:strike w:val="false"/>
-                <w:sz w:val="18"/>
-                <w:szCs w:val="18"/>
-                <w:color w:val="000000"/>
-              </w:rPr>
-              <w:t xml:space="preserve">-0.831*</w:t>
-            </w:r>
-            <w:r>
-              <w:rPr>
-                <w:rFonts w:ascii="Times New Roman" w:hAnsi="Times New Roman" w:eastAsia="Times New Roman" w:cs="Times New Roman"/>
-                <w:i w:val="false"/>
-                <w:b w:val="false"/>
-                <w:u w:val="none"/>
-                <w:strike w:val="false"/>
-                <w:sz w:val="18"/>
-                <w:szCs w:val="18"/>
-                <w:color w:val="000000"/>
-              </w:rPr>
-              <w:br/>
-            </w:r>
-            <w:r>
-              <w:rPr>
-                <w:rFonts w:ascii="Times New Roman" w:hAnsi="Times New Roman" w:eastAsia="Times New Roman" w:cs="Times New Roman"/>
-                <w:i w:val="false"/>
-                <w:b w:val="false"/>
-                <w:u w:val="none"/>
-                <w:strike w:val="false"/>
-                <w:sz w:val="18"/>
-                <w:szCs w:val="18"/>
-                <w:color w:val="000000"/>
-              </w:rPr>
-              <w:t xml:space="preserve">(0.325)</w:t>
+              <w:spacing w:after="40" w:before="40" w:line="240"/>
+              <w:ind w:left="40" w:right="40" w:firstLine="0" w:firstLineChars="0"/>
+              <w:rPr>
+                <w:rFonts w:ascii="Times New Roman" w:hAnsi="Times New Roman" w:eastAsia="Times New Roman" w:cs="Times New Roman"/>
+                <w:i w:val="false"/>
+                <w:b w:val="true"/>
+                <w:u w:val="none"/>
+                <w:strike w:val="false"/>
+                <w:sz w:val="18"/>
+                <w:szCs w:val="18"/>
+                <w:color w:val="000000"/>
+              </w:rPr>
+            </w:pPr>
+            <w:r>
+              <w:rPr>
+                <w:rFonts w:ascii="Times New Roman" w:hAnsi="Times New Roman" w:eastAsia="Times New Roman" w:cs="Times New Roman"/>
+                <w:i w:val="false"/>
+                <w:b w:val="true"/>
+                <w:u w:val="none"/>
+                <w:strike w:val="false"/>
+                <w:sz w:val="18"/>
+                <w:szCs w:val="18"/>
+                <w:color w:val="000000"/>
+              </w:rPr>
+              <w:t xml:space="preserve">Effectiveness</w:t>
             </w:r>
           </w:p>
         </w:tc>
       </w:tr>
       <w:tr>
         <w:trPr>
-          <w:cantSplit/>
           <w:trHeight w:val="360" w:hRule="auto"/>
         </w:trPr>
         <w:tc>
           <w:tcPr>
             <w:tcBorders>
               <w:bottom w:val="none" w:sz="0" w:space="0" w:color="000000"/>
-              <w:top w:val="none" w:sz="0" w:space="0" w:color="000000"/>
+              <w:top w:val="single" w:sz="6" w:space="0" w:color="000000"/>
               <w:left w:val="none" w:sz="0" w:space="0" w:color="000000"/>
               <w:right w:val="none" w:sz="0" w:space="0" w:color="000000"/>
             </w:tcBorders>
@@ -1796,7 +1632,7 @@
                 <w:szCs w:val="18"/>
                 <w:color w:val="000000"/>
               </w:rPr>
-              <w:t xml:space="preserve">Baseline</w:t>
+              <w:t xml:space="preserve">Intercept</w:t>
             </w:r>
           </w:p>
         </w:tc>
@@ -1804,7 +1640,7 @@
           <w:tcPr>
             <w:tcBorders>
               <w:bottom w:val="none" w:sz="0" w:space="0" w:color="000000"/>
-              <w:top w:val="none" w:sz="0" w:space="0" w:color="000000"/>
+              <w:top w:val="single" w:sz="6" w:space="0" w:color="000000"/>
               <w:left w:val="none" w:sz="0" w:space="0" w:color="000000"/>
               <w:right w:val="none" w:sz="0" w:space="0" w:color="000000"/>
             </w:tcBorders>
@@ -1851,7 +1687,33 @@
                 <w:szCs w:val="18"/>
                 <w:color w:val="000000"/>
               </w:rPr>
-              <w:t xml:space="preserve"/>
+              <w:t xml:space="preserve">0.167***</w:t>
+            </w:r>
+            <w:r>
+              <w:rPr>
+                <w:rFonts w:ascii="Times New Roman" w:hAnsi="Times New Roman" w:eastAsia="Times New Roman" w:cs="Times New Roman"/>
+                <w:i w:val="false"/>
+                <w:b w:val="false"/>
+                <w:u w:val="none"/>
+                <w:strike w:val="false"/>
+                <w:sz w:val="18"/>
+                <w:szCs w:val="18"/>
+                <w:color w:val="000000"/>
+              </w:rPr>
+              <w:br/>
+            </w:r>
+            <w:r>
+              <w:rPr>
+                <w:rFonts w:ascii="Times New Roman" w:hAnsi="Times New Roman" w:eastAsia="Times New Roman" w:cs="Times New Roman"/>
+                <w:i w:val="false"/>
+                <w:b w:val="false"/>
+                <w:u w:val="none"/>
+                <w:strike w:val="false"/>
+                <w:sz w:val="18"/>
+                <w:szCs w:val="18"/>
+                <w:color w:val="000000"/>
+              </w:rPr>
+              <w:t xml:space="preserve">(0.006)</w:t>
             </w:r>
           </w:p>
         </w:tc>
@@ -1859,7 +1721,7 @@
           <w:tcPr>
             <w:tcBorders>
               <w:bottom w:val="none" w:sz="0" w:space="0" w:color="000000"/>
-              <w:top w:val="none" w:sz="0" w:space="0" w:color="000000"/>
+              <w:top w:val="single" w:sz="6" w:space="0" w:color="000000"/>
               <w:left w:val="none" w:sz="0" w:space="0" w:color="000000"/>
               <w:right w:val="none" w:sz="0" w:space="0" w:color="000000"/>
             </w:tcBorders>
@@ -1906,7 +1768,33 @@
                 <w:szCs w:val="18"/>
                 <w:color w:val="000000"/>
               </w:rPr>
-              <w:t xml:space="preserve"/>
+              <w:t xml:space="preserve">0.478***</w:t>
+            </w:r>
+            <w:r>
+              <w:rPr>
+                <w:rFonts w:ascii="Times New Roman" w:hAnsi="Times New Roman" w:eastAsia="Times New Roman" w:cs="Times New Roman"/>
+                <w:i w:val="false"/>
+                <w:b w:val="false"/>
+                <w:u w:val="none"/>
+                <w:strike w:val="false"/>
+                <w:sz w:val="18"/>
+                <w:szCs w:val="18"/>
+                <w:color w:val="000000"/>
+              </w:rPr>
+              <w:br/>
+            </w:r>
+            <w:r>
+              <w:rPr>
+                <w:rFonts w:ascii="Times New Roman" w:hAnsi="Times New Roman" w:eastAsia="Times New Roman" w:cs="Times New Roman"/>
+                <w:i w:val="false"/>
+                <w:b w:val="false"/>
+                <w:u w:val="none"/>
+                <w:strike w:val="false"/>
+                <w:sz w:val="18"/>
+                <w:szCs w:val="18"/>
+                <w:color w:val="000000"/>
+              </w:rPr>
+              <w:t xml:space="preserve">(0.014)</w:t>
             </w:r>
           </w:p>
         </w:tc>
@@ -1914,7 +1802,7 @@
           <w:tcPr>
             <w:tcBorders>
               <w:bottom w:val="none" w:sz="0" w:space="0" w:color="000000"/>
-              <w:top w:val="none" w:sz="0" w:space="0" w:color="000000"/>
+              <w:top w:val="single" w:sz="6" w:space="0" w:color="000000"/>
               <w:left w:val="none" w:sz="0" w:space="0" w:color="000000"/>
               <w:right w:val="none" w:sz="0" w:space="0" w:color="000000"/>
             </w:tcBorders>
@@ -1961,7 +1849,33 @@
                 <w:szCs w:val="18"/>
                 <w:color w:val="000000"/>
               </w:rPr>
-              <w:t xml:space="preserve"/>
+              <w:t xml:space="preserve">0.220***</w:t>
+            </w:r>
+            <w:r>
+              <w:rPr>
+                <w:rFonts w:ascii="Times New Roman" w:hAnsi="Times New Roman" w:eastAsia="Times New Roman" w:cs="Times New Roman"/>
+                <w:i w:val="false"/>
+                <w:b w:val="false"/>
+                <w:u w:val="none"/>
+                <w:strike w:val="false"/>
+                <w:sz w:val="18"/>
+                <w:szCs w:val="18"/>
+                <w:color w:val="000000"/>
+              </w:rPr>
+              <w:br/>
+            </w:r>
+            <w:r>
+              <w:rPr>
+                <w:rFonts w:ascii="Times New Roman" w:hAnsi="Times New Roman" w:eastAsia="Times New Roman" w:cs="Times New Roman"/>
+                <w:i w:val="false"/>
+                <w:b w:val="false"/>
+                <w:u w:val="none"/>
+                <w:strike w:val="false"/>
+                <w:sz w:val="18"/>
+                <w:szCs w:val="18"/>
+                <w:color w:val="000000"/>
+              </w:rPr>
+              <w:t xml:space="preserve">(0.006)</w:t>
             </w:r>
           </w:p>
         </w:tc>
@@ -1969,7 +1883,7 @@
           <w:tcPr>
             <w:tcBorders>
               <w:bottom w:val="none" w:sz="0" w:space="0" w:color="000000"/>
-              <w:top w:val="none" w:sz="0" w:space="0" w:color="000000"/>
+              <w:top w:val="single" w:sz="6" w:space="0" w:color="000000"/>
               <w:left w:val="none" w:sz="0" w:space="0" w:color="000000"/>
               <w:right w:val="none" w:sz="0" w:space="0" w:color="000000"/>
             </w:tcBorders>
@@ -2016,7 +1930,33 @@
                 <w:szCs w:val="18"/>
                 <w:color w:val="000000"/>
               </w:rPr>
-              <w:t xml:space="preserve"/>
+              <w:t xml:space="preserve">0.462***</w:t>
+            </w:r>
+            <w:r>
+              <w:rPr>
+                <w:rFonts w:ascii="Times New Roman" w:hAnsi="Times New Roman" w:eastAsia="Times New Roman" w:cs="Times New Roman"/>
+                <w:i w:val="false"/>
+                <w:b w:val="false"/>
+                <w:u w:val="none"/>
+                <w:strike w:val="false"/>
+                <w:sz w:val="18"/>
+                <w:szCs w:val="18"/>
+                <w:color w:val="000000"/>
+              </w:rPr>
+              <w:br/>
+            </w:r>
+            <w:r>
+              <w:rPr>
+                <w:rFonts w:ascii="Times New Roman" w:hAnsi="Times New Roman" w:eastAsia="Times New Roman" w:cs="Times New Roman"/>
+                <w:i w:val="false"/>
+                <w:b w:val="false"/>
+                <w:u w:val="none"/>
+                <w:strike w:val="false"/>
+                <w:sz w:val="18"/>
+                <w:szCs w:val="18"/>
+                <w:color w:val="000000"/>
+              </w:rPr>
+              <w:t xml:space="preserve">(0.015)</w:t>
             </w:r>
           </w:p>
         </w:tc>
@@ -2024,7 +1964,7 @@
           <w:tcPr>
             <w:tcBorders>
               <w:bottom w:val="none" w:sz="0" w:space="0" w:color="000000"/>
-              <w:top w:val="none" w:sz="0" w:space="0" w:color="000000"/>
+              <w:top w:val="single" w:sz="6" w:space="0" w:color="000000"/>
               <w:left w:val="none" w:sz="0" w:space="0" w:color="000000"/>
               <w:right w:val="none" w:sz="0" w:space="0" w:color="000000"/>
             </w:tcBorders>
@@ -2071,7 +2011,7 @@
                 <w:szCs w:val="18"/>
                 <w:color w:val="000000"/>
               </w:rPr>
-              <w:t xml:space="preserve">-0.428***</w:t>
+              <w:t xml:space="preserve">0.438***</w:t>
             </w:r>
             <w:r>
               <w:rPr>
@@ -2097,7 +2037,7 @@
                 <w:szCs w:val="18"/>
                 <w:color w:val="000000"/>
               </w:rPr>
-              <w:t xml:space="preserve">(0.015)</w:t>
+              <w:t xml:space="preserve">(0.024)</w:t>
             </w:r>
           </w:p>
         </w:tc>
@@ -2105,7 +2045,7 @@
           <w:tcPr>
             <w:tcBorders>
               <w:bottom w:val="none" w:sz="0" w:space="0" w:color="000000"/>
-              <w:top w:val="none" w:sz="0" w:space="0" w:color="000000"/>
+              <w:top w:val="single" w:sz="6" w:space="0" w:color="000000"/>
               <w:left w:val="none" w:sz="0" w:space="0" w:color="000000"/>
               <w:right w:val="none" w:sz="0" w:space="0" w:color="000000"/>
             </w:tcBorders>
@@ -2152,7 +2092,7 @@
                 <w:szCs w:val="18"/>
                 <w:color w:val="000000"/>
               </w:rPr>
-              <w:t xml:space="preserve">-0.747***</w:t>
+              <w:t xml:space="preserve">-0.831*</w:t>
             </w:r>
             <w:r>
               <w:rPr>
@@ -2178,14 +2118,13 @@
                 <w:szCs w:val="18"/>
                 <w:color w:val="000000"/>
               </w:rPr>
-              <w:t xml:space="preserve">(0.222)</w:t>
+              <w:t xml:space="preserve">(0.325)</w:t>
             </w:r>
           </w:p>
         </w:tc>
       </w:tr>
       <w:tr>
         <w:trPr>
-          <w:cantSplit/>
           <w:trHeight w:val="360" w:hRule="auto"/>
         </w:trPr>
         <w:tc>
@@ -2239,7 +2178,7 @@
                 <w:szCs w:val="18"/>
                 <w:color w:val="000000"/>
               </w:rPr>
-              <w:t xml:space="preserve">Low transparency</w:t>
+              <w:t xml:space="preserve">Baseline</w:t>
             </w:r>
           </w:p>
         </w:tc>
@@ -2294,33 +2233,7 @@
                 <w:szCs w:val="18"/>
                 <w:color w:val="000000"/>
               </w:rPr>
-              <w:t xml:space="preserve">0.072***</w:t>
-            </w:r>
-            <w:r>
-              <w:rPr>
-                <w:rFonts w:ascii="Times New Roman" w:hAnsi="Times New Roman" w:eastAsia="Times New Roman" w:cs="Times New Roman"/>
-                <w:i w:val="false"/>
-                <w:b w:val="false"/>
-                <w:u w:val="none"/>
-                <w:strike w:val="false"/>
-                <w:sz w:val="18"/>
-                <w:szCs w:val="18"/>
-                <w:color w:val="000000"/>
-              </w:rPr>
-              <w:br/>
-            </w:r>
-            <w:r>
-              <w:rPr>
-                <w:rFonts w:ascii="Times New Roman" w:hAnsi="Times New Roman" w:eastAsia="Times New Roman" w:cs="Times New Roman"/>
-                <w:i w:val="false"/>
-                <w:b w:val="false"/>
-                <w:u w:val="none"/>
-                <w:strike w:val="false"/>
-                <w:sz w:val="18"/>
-                <w:szCs w:val="18"/>
-                <w:color w:val="000000"/>
-              </w:rPr>
-              <w:t xml:space="preserve">(0.010)</w:t>
+              <w:t xml:space="preserve"/>
             </w:r>
           </w:p>
         </w:tc>
@@ -2375,33 +2288,7 @@
                 <w:szCs w:val="18"/>
                 <w:color w:val="000000"/>
               </w:rPr>
-              <w:t xml:space="preserve">0.139***</w:t>
-            </w:r>
-            <w:r>
-              <w:rPr>
-                <w:rFonts w:ascii="Times New Roman" w:hAnsi="Times New Roman" w:eastAsia="Times New Roman" w:cs="Times New Roman"/>
-                <w:i w:val="false"/>
-                <w:b w:val="false"/>
-                <w:u w:val="none"/>
-                <w:strike w:val="false"/>
-                <w:sz w:val="18"/>
-                <w:szCs w:val="18"/>
-                <w:color w:val="000000"/>
-              </w:rPr>
-              <w:br/>
-            </w:r>
-            <w:r>
-              <w:rPr>
-                <w:rFonts w:ascii="Times New Roman" w:hAnsi="Times New Roman" w:eastAsia="Times New Roman" w:cs="Times New Roman"/>
-                <w:i w:val="false"/>
-                <w:b w:val="false"/>
-                <w:u w:val="none"/>
-                <w:strike w:val="false"/>
-                <w:sz w:val="18"/>
-                <w:szCs w:val="18"/>
-                <w:color w:val="000000"/>
-              </w:rPr>
-              <w:t xml:space="preserve">(0.020)</w:t>
+              <w:t xml:space="preserve"/>
             </w:r>
           </w:p>
         </w:tc>
@@ -2456,33 +2343,7 @@
                 <w:szCs w:val="18"/>
                 <w:color w:val="000000"/>
               </w:rPr>
-              <w:t xml:space="preserve">0.019*</w:t>
-            </w:r>
-            <w:r>
-              <w:rPr>
-                <w:rFonts w:ascii="Times New Roman" w:hAnsi="Times New Roman" w:eastAsia="Times New Roman" w:cs="Times New Roman"/>
-                <w:i w:val="false"/>
-                <w:b w:val="false"/>
-                <w:u w:val="none"/>
-                <w:strike w:val="false"/>
-                <w:sz w:val="18"/>
-                <w:szCs w:val="18"/>
-                <w:color w:val="000000"/>
-              </w:rPr>
-              <w:br/>
-            </w:r>
-            <w:r>
-              <w:rPr>
-                <w:rFonts w:ascii="Times New Roman" w:hAnsi="Times New Roman" w:eastAsia="Times New Roman" w:cs="Times New Roman"/>
-                <w:i w:val="false"/>
-                <w:b w:val="false"/>
-                <w:u w:val="none"/>
-                <w:strike w:val="false"/>
-                <w:sz w:val="18"/>
-                <w:szCs w:val="18"/>
-                <w:color w:val="000000"/>
-              </w:rPr>
-              <w:t xml:space="preserve">(0.010)</w:t>
+              <w:t xml:space="preserve"/>
             </w:r>
           </w:p>
         </w:tc>
@@ -2537,33 +2398,7 @@
                 <w:szCs w:val="18"/>
                 <w:color w:val="000000"/>
               </w:rPr>
-              <w:t xml:space="preserve">0.155***</w:t>
-            </w:r>
-            <w:r>
-              <w:rPr>
-                <w:rFonts w:ascii="Times New Roman" w:hAnsi="Times New Roman" w:eastAsia="Times New Roman" w:cs="Times New Roman"/>
-                <w:i w:val="false"/>
-                <w:b w:val="false"/>
-                <w:u w:val="none"/>
-                <w:strike w:val="false"/>
-                <w:sz w:val="18"/>
-                <w:szCs w:val="18"/>
-                <w:color w:val="000000"/>
-              </w:rPr>
-              <w:br/>
-            </w:r>
-            <w:r>
-              <w:rPr>
-                <w:rFonts w:ascii="Times New Roman" w:hAnsi="Times New Roman" w:eastAsia="Times New Roman" w:cs="Times New Roman"/>
-                <w:i w:val="false"/>
-                <w:b w:val="false"/>
-                <w:u w:val="none"/>
-                <w:strike w:val="false"/>
-                <w:sz w:val="18"/>
-                <w:szCs w:val="18"/>
-                <w:color w:val="000000"/>
-              </w:rPr>
-              <w:t xml:space="preserve">(0.021)</w:t>
+              <w:t xml:space="preserve"/>
             </w:r>
           </w:p>
         </w:tc>
@@ -2618,7 +2453,7 @@
                 <w:szCs w:val="18"/>
                 <w:color w:val="000000"/>
               </w:rPr>
-              <w:t xml:space="preserve">0.008</w:t>
+              <w:t xml:space="preserve">-0.428***</w:t>
             </w:r>
             <w:r>
               <w:rPr>
@@ -2644,7 +2479,7 @@
                 <w:szCs w:val="18"/>
                 <w:color w:val="000000"/>
               </w:rPr>
-              <w:t xml:space="preserve">(0.020)</w:t>
+              <w:t xml:space="preserve">(0.015)</w:t>
             </w:r>
           </w:p>
         </w:tc>
@@ -2699,7 +2534,7 @@
                 <w:szCs w:val="18"/>
                 <w:color w:val="000000"/>
               </w:rPr>
-              <w:t xml:space="preserve">0.064</w:t>
+              <w:t xml:space="preserve">-0.747***</w:t>
             </w:r>
             <w:r>
               <w:rPr>
@@ -2725,14 +2560,13 @@
                 <w:szCs w:val="18"/>
                 <w:color w:val="000000"/>
               </w:rPr>
-              <w:t xml:space="preserve">(0.238)</w:t>
+              <w:t xml:space="preserve">(0.222)</w:t>
             </w:r>
           </w:p>
         </w:tc>
       </w:tr>
       <w:tr>
         <w:trPr>
-          <w:cantSplit/>
           <w:trHeight w:val="360" w:hRule="auto"/>
         </w:trPr>
         <w:tc>
@@ -2786,7 +2620,7 @@
                 <w:szCs w:val="18"/>
                 <w:color w:val="000000"/>
               </w:rPr>
-              <w:t xml:space="preserve">Moderate transparency</w:t>
+              <w:t xml:space="preserve">Low transparency</w:t>
             </w:r>
           </w:p>
         </w:tc>
@@ -2841,7 +2675,7 @@
                 <w:szCs w:val="18"/>
                 <w:color w:val="000000"/>
               </w:rPr>
-              <w:t xml:space="preserve">0.053***</w:t>
+              <w:t xml:space="preserve">0.072***</w:t>
             </w:r>
             <w:r>
               <w:rPr>
@@ -2867,7 +2701,7 @@
                 <w:szCs w:val="18"/>
                 <w:color w:val="000000"/>
               </w:rPr>
-              <w:t xml:space="preserve">(0.009)</w:t>
+              <w:t xml:space="preserve">(0.010)</w:t>
             </w:r>
           </w:p>
         </w:tc>
@@ -2922,7 +2756,7 @@
                 <w:szCs w:val="18"/>
                 <w:color w:val="000000"/>
               </w:rPr>
-              <w:t xml:space="preserve">-0.016</w:t>
+              <w:t xml:space="preserve">0.139***</w:t>
             </w:r>
             <w:r>
               <w:rPr>
@@ -2948,7 +2782,7 @@
                 <w:szCs w:val="18"/>
                 <w:color w:val="000000"/>
               </w:rPr>
-              <w:t xml:space="preserve">(0.021)</w:t>
+              <w:t xml:space="preserve">(0.020)</w:t>
             </w:r>
           </w:p>
         </w:tc>
@@ -3003,7 +2837,33 @@
                 <w:szCs w:val="18"/>
                 <w:color w:val="000000"/>
               </w:rPr>
-              <w:t xml:space="preserve"/>
+              <w:t xml:space="preserve">0.019*</w:t>
+            </w:r>
+            <w:r>
+              <w:rPr>
+                <w:rFonts w:ascii="Times New Roman" w:hAnsi="Times New Roman" w:eastAsia="Times New Roman" w:cs="Times New Roman"/>
+                <w:i w:val="false"/>
+                <w:b w:val="false"/>
+                <w:u w:val="none"/>
+                <w:strike w:val="false"/>
+                <w:sz w:val="18"/>
+                <w:szCs w:val="18"/>
+                <w:color w:val="000000"/>
+              </w:rPr>
+              <w:br/>
+            </w:r>
+            <w:r>
+              <w:rPr>
+                <w:rFonts w:ascii="Times New Roman" w:hAnsi="Times New Roman" w:eastAsia="Times New Roman" w:cs="Times New Roman"/>
+                <w:i w:val="false"/>
+                <w:b w:val="false"/>
+                <w:u w:val="none"/>
+                <w:strike w:val="false"/>
+                <w:sz w:val="18"/>
+                <w:szCs w:val="18"/>
+                <w:color w:val="000000"/>
+              </w:rPr>
+              <w:t xml:space="preserve">(0.010)</w:t>
             </w:r>
           </w:p>
         </w:tc>
@@ -3058,7 +2918,33 @@
                 <w:szCs w:val="18"/>
                 <w:color w:val="000000"/>
               </w:rPr>
-              <w:t xml:space="preserve"/>
+              <w:t xml:space="preserve">0.155***</w:t>
+            </w:r>
+            <w:r>
+              <w:rPr>
+                <w:rFonts w:ascii="Times New Roman" w:hAnsi="Times New Roman" w:eastAsia="Times New Roman" w:cs="Times New Roman"/>
+                <w:i w:val="false"/>
+                <w:b w:val="false"/>
+                <w:u w:val="none"/>
+                <w:strike w:val="false"/>
+                <w:sz w:val="18"/>
+                <w:szCs w:val="18"/>
+                <w:color w:val="000000"/>
+              </w:rPr>
+              <w:br/>
+            </w:r>
+            <w:r>
+              <w:rPr>
+                <w:rFonts w:ascii="Times New Roman" w:hAnsi="Times New Roman" w:eastAsia="Times New Roman" w:cs="Times New Roman"/>
+                <w:i w:val="false"/>
+                <w:b w:val="false"/>
+                <w:u w:val="none"/>
+                <w:strike w:val="false"/>
+                <w:sz w:val="18"/>
+                <w:szCs w:val="18"/>
+                <w:color w:val="000000"/>
+              </w:rPr>
+              <w:t xml:space="preserve">(0.021)</w:t>
             </w:r>
           </w:p>
         </w:tc>
@@ -3113,7 +2999,33 @@
                 <w:szCs w:val="18"/>
                 <w:color w:val="000000"/>
               </w:rPr>
-              <w:t xml:space="preserve"/>
+              <w:t xml:space="preserve">0.008</w:t>
+            </w:r>
+            <w:r>
+              <w:rPr>
+                <w:rFonts w:ascii="Times New Roman" w:hAnsi="Times New Roman" w:eastAsia="Times New Roman" w:cs="Times New Roman"/>
+                <w:i w:val="false"/>
+                <w:b w:val="false"/>
+                <w:u w:val="none"/>
+                <w:strike w:val="false"/>
+                <w:sz w:val="18"/>
+                <w:szCs w:val="18"/>
+                <w:color w:val="000000"/>
+              </w:rPr>
+              <w:br/>
+            </w:r>
+            <w:r>
+              <w:rPr>
+                <w:rFonts w:ascii="Times New Roman" w:hAnsi="Times New Roman" w:eastAsia="Times New Roman" w:cs="Times New Roman"/>
+                <w:i w:val="false"/>
+                <w:b w:val="false"/>
+                <w:u w:val="none"/>
+                <w:strike w:val="false"/>
+                <w:sz w:val="18"/>
+                <w:szCs w:val="18"/>
+                <w:color w:val="000000"/>
+              </w:rPr>
+              <w:t xml:space="preserve">(0.020)</w:t>
             </w:r>
           </w:p>
         </w:tc>
@@ -3168,14 +3080,39 @@
                 <w:szCs w:val="18"/>
                 <w:color w:val="000000"/>
               </w:rPr>
-              <w:t xml:space="preserve"/>
+              <w:t xml:space="preserve">0.064</w:t>
+            </w:r>
+            <w:r>
+              <w:rPr>
+                <w:rFonts w:ascii="Times New Roman" w:hAnsi="Times New Roman" w:eastAsia="Times New Roman" w:cs="Times New Roman"/>
+                <w:i w:val="false"/>
+                <w:b w:val="false"/>
+                <w:u w:val="none"/>
+                <w:strike w:val="false"/>
+                <w:sz w:val="18"/>
+                <w:szCs w:val="18"/>
+                <w:color w:val="000000"/>
+              </w:rPr>
+              <w:br/>
+            </w:r>
+            <w:r>
+              <w:rPr>
+                <w:rFonts w:ascii="Times New Roman" w:hAnsi="Times New Roman" w:eastAsia="Times New Roman" w:cs="Times New Roman"/>
+                <w:i w:val="false"/>
+                <w:b w:val="false"/>
+                <w:u w:val="none"/>
+                <w:strike w:val="false"/>
+                <w:sz w:val="18"/>
+                <w:szCs w:val="18"/>
+                <w:color w:val="000000"/>
+              </w:rPr>
+              <w:t xml:space="preserve">(0.238)</w:t>
             </w:r>
           </w:p>
         </w:tc>
       </w:tr>
       <w:tr>
         <w:trPr>
-          <w:cantSplit/>
           <w:trHeight w:val="360" w:hRule="auto"/>
         </w:trPr>
         <w:tc>
@@ -3229,7 +3166,7 @@
                 <w:szCs w:val="18"/>
                 <w:color w:val="000000"/>
               </w:rPr>
-              <w:t xml:space="preserve">High transparency</w:t>
+              <w:t xml:space="preserve">Moderate transparency</w:t>
             </w:r>
           </w:p>
         </w:tc>
@@ -3284,7 +3221,7 @@
                 <w:szCs w:val="18"/>
                 <w:color w:val="000000"/>
               </w:rPr>
-              <w:t xml:space="preserve">0.027**</w:t>
+              <w:t xml:space="preserve">0.053***</w:t>
             </w:r>
             <w:r>
               <w:rPr>
@@ -3365,7 +3302,7 @@
                 <w:szCs w:val="18"/>
                 <w:color w:val="000000"/>
               </w:rPr>
-              <w:t xml:space="preserve">-0.046*</w:t>
+              <w:t xml:space="preserve">-0.016</w:t>
             </w:r>
             <w:r>
               <w:rPr>
@@ -3391,7 +3328,7 @@
                 <w:szCs w:val="18"/>
                 <w:color w:val="000000"/>
               </w:rPr>
-              <w:t xml:space="preserve">(0.023)</w:t>
+              <w:t xml:space="preserve">(0.021)</w:t>
             </w:r>
           </w:p>
         </w:tc>
@@ -3446,33 +3383,7 @@
                 <w:szCs w:val="18"/>
                 <w:color w:val="000000"/>
               </w:rPr>
-              <w:t xml:space="preserve">-0.026**</w:t>
-            </w:r>
-            <w:r>
-              <w:rPr>
-                <w:rFonts w:ascii="Times New Roman" w:hAnsi="Times New Roman" w:eastAsia="Times New Roman" w:cs="Times New Roman"/>
-                <w:i w:val="false"/>
-                <w:b w:val="false"/>
-                <w:u w:val="none"/>
-                <w:strike w:val="false"/>
-                <w:sz w:val="18"/>
-                <w:szCs w:val="18"/>
-                <w:color w:val="000000"/>
-              </w:rPr>
-              <w:br/>
-            </w:r>
-            <w:r>
-              <w:rPr>
-                <w:rFonts w:ascii="Times New Roman" w:hAnsi="Times New Roman" w:eastAsia="Times New Roman" w:cs="Times New Roman"/>
-                <w:i w:val="false"/>
-                <w:b w:val="false"/>
-                <w:u w:val="none"/>
-                <w:strike w:val="false"/>
-                <w:sz w:val="18"/>
-                <w:szCs w:val="18"/>
-                <w:color w:val="000000"/>
-              </w:rPr>
-              <w:t xml:space="preserve">(0.009)</w:t>
+              <w:t xml:space="preserve"/>
             </w:r>
           </w:p>
         </w:tc>
@@ -3527,33 +3438,7 @@
                 <w:szCs w:val="18"/>
                 <w:color w:val="000000"/>
               </w:rPr>
-              <w:t xml:space="preserve">-0.030</w:t>
-            </w:r>
-            <w:r>
-              <w:rPr>
-                <w:rFonts w:ascii="Times New Roman" w:hAnsi="Times New Roman" w:eastAsia="Times New Roman" w:cs="Times New Roman"/>
-                <w:i w:val="false"/>
-                <w:b w:val="false"/>
-                <w:u w:val="none"/>
-                <w:strike w:val="false"/>
-                <w:sz w:val="18"/>
-                <w:szCs w:val="18"/>
-                <w:color w:val="000000"/>
-              </w:rPr>
-              <w:br/>
-            </w:r>
-            <w:r>
-              <w:rPr>
-                <w:rFonts w:ascii="Times New Roman" w:hAnsi="Times New Roman" w:eastAsia="Times New Roman" w:cs="Times New Roman"/>
-                <w:i w:val="false"/>
-                <w:b w:val="false"/>
-                <w:u w:val="none"/>
-                <w:strike w:val="false"/>
-                <w:sz w:val="18"/>
-                <w:szCs w:val="18"/>
-                <w:color w:val="000000"/>
-              </w:rPr>
-              <w:t xml:space="preserve">(0.024)</w:t>
+              <w:t xml:space="preserve"/>
             </w:r>
           </w:p>
         </w:tc>
@@ -3608,33 +3493,7 @@
                 <w:szCs w:val="18"/>
                 <w:color w:val="000000"/>
               </w:rPr>
-              <w:t xml:space="preserve">0.076***</w:t>
-            </w:r>
-            <w:r>
-              <w:rPr>
-                <w:rFonts w:ascii="Times New Roman" w:hAnsi="Times New Roman" w:eastAsia="Times New Roman" w:cs="Times New Roman"/>
-                <w:i w:val="false"/>
-                <w:b w:val="false"/>
-                <w:u w:val="none"/>
-                <w:strike w:val="false"/>
-                <w:sz w:val="18"/>
-                <w:szCs w:val="18"/>
-                <w:color w:val="000000"/>
-              </w:rPr>
-              <w:br/>
-            </w:r>
-            <w:r>
-              <w:rPr>
-                <w:rFonts w:ascii="Times New Roman" w:hAnsi="Times New Roman" w:eastAsia="Times New Roman" w:cs="Times New Roman"/>
-                <w:i w:val="false"/>
-                <w:b w:val="false"/>
-                <w:u w:val="none"/>
-                <w:strike w:val="false"/>
-                <w:sz w:val="18"/>
-                <w:szCs w:val="18"/>
-                <w:color w:val="000000"/>
-              </w:rPr>
-              <w:t xml:space="preserve">(0.022)</w:t>
+              <w:t xml:space="preserve"/>
             </w:r>
           </w:p>
         </w:tc>
@@ -3689,40 +3548,13 @@
                 <w:szCs w:val="18"/>
                 <w:color w:val="000000"/>
               </w:rPr>
-              <w:t xml:space="preserve">-0.539*</w:t>
-            </w:r>
-            <w:r>
-              <w:rPr>
-                <w:rFonts w:ascii="Times New Roman" w:hAnsi="Times New Roman" w:eastAsia="Times New Roman" w:cs="Times New Roman"/>
-                <w:i w:val="false"/>
-                <w:b w:val="false"/>
-                <w:u w:val="none"/>
-                <w:strike w:val="false"/>
-                <w:sz w:val="18"/>
-                <w:szCs w:val="18"/>
-                <w:color w:val="000000"/>
-              </w:rPr>
-              <w:br/>
-            </w:r>
-            <w:r>
-              <w:rPr>
-                <w:rFonts w:ascii="Times New Roman" w:hAnsi="Times New Roman" w:eastAsia="Times New Roman" w:cs="Times New Roman"/>
-                <w:i w:val="false"/>
-                <w:b w:val="false"/>
-                <w:u w:val="none"/>
-                <w:strike w:val="false"/>
-                <w:sz w:val="18"/>
-                <w:szCs w:val="18"/>
-                <w:color w:val="000000"/>
-              </w:rPr>
-              <w:t xml:space="preserve">(0.220)</w:t>
+              <w:t xml:space="preserve"/>
             </w:r>
           </w:p>
         </w:tc>
       </w:tr>
       <w:tr>
         <w:trPr>
-          <w:cantSplit/>
           <w:trHeight w:val="360" w:hRule="auto"/>
         </w:trPr>
         <w:tc>
@@ -3776,7 +3608,7 @@
                 <w:szCs w:val="18"/>
                 <w:color w:val="000000"/>
               </w:rPr>
-              <w:t xml:space="preserve">Communication</w:t>
+              <w:t xml:space="preserve">High transparency</w:t>
             </w:r>
           </w:p>
         </w:tc>
@@ -3831,7 +3663,33 @@
                 <w:szCs w:val="18"/>
                 <w:color w:val="000000"/>
               </w:rPr>
-              <w:t xml:space="preserve"/>
+              <w:t xml:space="preserve">0.027**</w:t>
+            </w:r>
+            <w:r>
+              <w:rPr>
+                <w:rFonts w:ascii="Times New Roman" w:hAnsi="Times New Roman" w:eastAsia="Times New Roman" w:cs="Times New Roman"/>
+                <w:i w:val="false"/>
+                <w:b w:val="false"/>
+                <w:u w:val="none"/>
+                <w:strike w:val="false"/>
+                <w:sz w:val="18"/>
+                <w:szCs w:val="18"/>
+                <w:color w:val="000000"/>
+              </w:rPr>
+              <w:br/>
+            </w:r>
+            <w:r>
+              <w:rPr>
+                <w:rFonts w:ascii="Times New Roman" w:hAnsi="Times New Roman" w:eastAsia="Times New Roman" w:cs="Times New Roman"/>
+                <w:i w:val="false"/>
+                <w:b w:val="false"/>
+                <w:u w:val="none"/>
+                <w:strike w:val="false"/>
+                <w:sz w:val="18"/>
+                <w:szCs w:val="18"/>
+                <w:color w:val="000000"/>
+              </w:rPr>
+              <w:t xml:space="preserve">(0.009)</w:t>
             </w:r>
           </w:p>
         </w:tc>
@@ -3886,7 +3744,33 @@
                 <w:szCs w:val="18"/>
                 <w:color w:val="000000"/>
               </w:rPr>
-              <w:t xml:space="preserve"/>
+              <w:t xml:space="preserve">-0.046*</w:t>
+            </w:r>
+            <w:r>
+              <w:rPr>
+                <w:rFonts w:ascii="Times New Roman" w:hAnsi="Times New Roman" w:eastAsia="Times New Roman" w:cs="Times New Roman"/>
+                <w:i w:val="false"/>
+                <w:b w:val="false"/>
+                <w:u w:val="none"/>
+                <w:strike w:val="false"/>
+                <w:sz w:val="18"/>
+                <w:szCs w:val="18"/>
+                <w:color w:val="000000"/>
+              </w:rPr>
+              <w:br/>
+            </w:r>
+            <w:r>
+              <w:rPr>
+                <w:rFonts w:ascii="Times New Roman" w:hAnsi="Times New Roman" w:eastAsia="Times New Roman" w:cs="Times New Roman"/>
+                <w:i w:val="false"/>
+                <w:b w:val="false"/>
+                <w:u w:val="none"/>
+                <w:strike w:val="false"/>
+                <w:sz w:val="18"/>
+                <w:szCs w:val="18"/>
+                <w:color w:val="000000"/>
+              </w:rPr>
+              <w:t xml:space="preserve">(0.023)</w:t>
             </w:r>
           </w:p>
         </w:tc>
@@ -3941,7 +3825,33 @@
                 <w:szCs w:val="18"/>
                 <w:color w:val="000000"/>
               </w:rPr>
-              <w:t xml:space="preserve"/>
+              <w:t xml:space="preserve">-0.026**</w:t>
+            </w:r>
+            <w:r>
+              <w:rPr>
+                <w:rFonts w:ascii="Times New Roman" w:hAnsi="Times New Roman" w:eastAsia="Times New Roman" w:cs="Times New Roman"/>
+                <w:i w:val="false"/>
+                <w:b w:val="false"/>
+                <w:u w:val="none"/>
+                <w:strike w:val="false"/>
+                <w:sz w:val="18"/>
+                <w:szCs w:val="18"/>
+                <w:color w:val="000000"/>
+              </w:rPr>
+              <w:br/>
+            </w:r>
+            <w:r>
+              <w:rPr>
+                <w:rFonts w:ascii="Times New Roman" w:hAnsi="Times New Roman" w:eastAsia="Times New Roman" w:cs="Times New Roman"/>
+                <w:i w:val="false"/>
+                <w:b w:val="false"/>
+                <w:u w:val="none"/>
+                <w:strike w:val="false"/>
+                <w:sz w:val="18"/>
+                <w:szCs w:val="18"/>
+                <w:color w:val="000000"/>
+              </w:rPr>
+              <w:t xml:space="preserve">(0.009)</w:t>
             </w:r>
           </w:p>
         </w:tc>
@@ -3996,7 +3906,33 @@
                 <w:szCs w:val="18"/>
                 <w:color w:val="000000"/>
               </w:rPr>
-              <w:t xml:space="preserve"/>
+              <w:t xml:space="preserve">-0.030</w:t>
+            </w:r>
+            <w:r>
+              <w:rPr>
+                <w:rFonts w:ascii="Times New Roman" w:hAnsi="Times New Roman" w:eastAsia="Times New Roman" w:cs="Times New Roman"/>
+                <w:i w:val="false"/>
+                <w:b w:val="false"/>
+                <w:u w:val="none"/>
+                <w:strike w:val="false"/>
+                <w:sz w:val="18"/>
+                <w:szCs w:val="18"/>
+                <w:color w:val="000000"/>
+              </w:rPr>
+              <w:br/>
+            </w:r>
+            <w:r>
+              <w:rPr>
+                <w:rFonts w:ascii="Times New Roman" w:hAnsi="Times New Roman" w:eastAsia="Times New Roman" w:cs="Times New Roman"/>
+                <w:i w:val="false"/>
+                <w:b w:val="false"/>
+                <w:u w:val="none"/>
+                <w:strike w:val="false"/>
+                <w:sz w:val="18"/>
+                <w:szCs w:val="18"/>
+                <w:color w:val="000000"/>
+              </w:rPr>
+              <w:t xml:space="preserve">(0.024)</w:t>
             </w:r>
           </w:p>
         </w:tc>
@@ -4051,7 +3987,7 @@
                 <w:szCs w:val="18"/>
                 <w:color w:val="000000"/>
               </w:rPr>
-              <w:t xml:space="preserve">0.631***</w:t>
+              <w:t xml:space="preserve">0.076***</w:t>
             </w:r>
             <w:r>
               <w:rPr>
@@ -4077,7 +4013,7 @@
                 <w:szCs w:val="18"/>
                 <w:color w:val="000000"/>
               </w:rPr>
-              <w:t xml:space="preserve">(0.066)</w:t>
+              <w:t xml:space="preserve">(0.022)</w:t>
             </w:r>
           </w:p>
         </w:tc>
@@ -4132,7 +4068,7 @@
                 <w:szCs w:val="18"/>
                 <w:color w:val="000000"/>
               </w:rPr>
-              <w:t xml:space="preserve">6.503***</w:t>
+              <w:t xml:space="preserve">-0.539*</w:t>
             </w:r>
             <w:r>
               <w:rPr>
@@ -4158,20 +4094,19 @@
                 <w:szCs w:val="18"/>
                 <w:color w:val="000000"/>
               </w:rPr>
-              <w:t xml:space="preserve">(1.017)</w:t>
+              <w:t xml:space="preserve">(0.220)</w:t>
             </w:r>
           </w:p>
         </w:tc>
       </w:tr>
       <w:tr>
         <w:trPr>
-          <w:cantSplit/>
           <w:trHeight w:val="360" w:hRule="auto"/>
         </w:trPr>
         <w:tc>
           <w:tcPr>
             <w:tcBorders>
-              <w:bottom w:val="single" w:sz="6" w:space="0" w:color="000000"/>
+              <w:bottom w:val="none" w:sz="0" w:space="0" w:color="000000"/>
               <w:top w:val="none" w:sz="0" w:space="0" w:color="000000"/>
               <w:left w:val="none" w:sz="0" w:space="0" w:color="000000"/>
               <w:right w:val="none" w:sz="0" w:space="0" w:color="000000"/>
@@ -4219,14 +4154,14 @@
                 <w:szCs w:val="18"/>
                 <w:color w:val="000000"/>
               </w:rPr>
-              <w:t xml:space="preserve">Cooperation</w:t>
-            </w:r>
-          </w:p>
-        </w:tc>
-        <w:tc>
-          <w:tcPr>
-            <w:tcBorders>
-              <w:bottom w:val="single" w:sz="6" w:space="0" w:color="000000"/>
+              <w:t xml:space="preserve">Communication</w:t>
+            </w:r>
+          </w:p>
+        </w:tc>
+        <w:tc>
+          <w:tcPr>
+            <w:tcBorders>
+              <w:bottom w:val="none" w:sz="0" w:space="0" w:color="000000"/>
               <w:top w:val="none" w:sz="0" w:space="0" w:color="000000"/>
               <w:left w:val="none" w:sz="0" w:space="0" w:color="000000"/>
               <w:right w:val="none" w:sz="0" w:space="0" w:color="000000"/>
@@ -4281,7 +4216,7 @@
         <w:tc>
           <w:tcPr>
             <w:tcBorders>
-              <w:bottom w:val="single" w:sz="6" w:space="0" w:color="000000"/>
+              <w:bottom w:val="none" w:sz="0" w:space="0" w:color="000000"/>
               <w:top w:val="none" w:sz="0" w:space="0" w:color="000000"/>
               <w:left w:val="none" w:sz="0" w:space="0" w:color="000000"/>
               <w:right w:val="none" w:sz="0" w:space="0" w:color="000000"/>
@@ -4336,7 +4271,7 @@
         <w:tc>
           <w:tcPr>
             <w:tcBorders>
-              <w:bottom w:val="single" w:sz="6" w:space="0" w:color="000000"/>
+              <w:bottom w:val="none" w:sz="0" w:space="0" w:color="000000"/>
               <w:top w:val="none" w:sz="0" w:space="0" w:color="000000"/>
               <w:left w:val="none" w:sz="0" w:space="0" w:color="000000"/>
               <w:right w:val="none" w:sz="0" w:space="0" w:color="000000"/>
@@ -4391,7 +4326,7 @@
         <w:tc>
           <w:tcPr>
             <w:tcBorders>
-              <w:bottom w:val="single" w:sz="6" w:space="0" w:color="000000"/>
+              <w:bottom w:val="none" w:sz="0" w:space="0" w:color="000000"/>
               <w:top w:val="none" w:sz="0" w:space="0" w:color="000000"/>
               <w:left w:val="none" w:sz="0" w:space="0" w:color="000000"/>
               <w:right w:val="none" w:sz="0" w:space="0" w:color="000000"/>
@@ -4446,7 +4381,7 @@
         <w:tc>
           <w:tcPr>
             <w:tcBorders>
-              <w:bottom w:val="single" w:sz="6" w:space="0" w:color="000000"/>
+              <w:bottom w:val="none" w:sz="0" w:space="0" w:color="000000"/>
               <w:top w:val="none" w:sz="0" w:space="0" w:color="000000"/>
               <w:left w:val="none" w:sz="0" w:space="0" w:color="000000"/>
               <w:right w:val="none" w:sz="0" w:space="0" w:color="000000"/>
@@ -4494,7 +4429,7 @@
                 <w:szCs w:val="18"/>
                 <w:color w:val="000000"/>
               </w:rPr>
-              <w:t xml:space="preserve">-0.081**</w:t>
+              <w:t xml:space="preserve">0.631***</w:t>
             </w:r>
             <w:r>
               <w:rPr>
@@ -4520,14 +4455,14 @@
                 <w:szCs w:val="18"/>
                 <w:color w:val="000000"/>
               </w:rPr>
-              <w:t xml:space="preserve">(0.027)</w:t>
-            </w:r>
-          </w:p>
-        </w:tc>
-        <w:tc>
-          <w:tcPr>
-            <w:tcBorders>
-              <w:bottom w:val="single" w:sz="6" w:space="0" w:color="000000"/>
+              <w:t xml:space="preserve">(0.066)</w:t>
+            </w:r>
+          </w:p>
+        </w:tc>
+        <w:tc>
+          <w:tcPr>
+            <w:tcBorders>
+              <w:bottom w:val="none" w:sz="0" w:space="0" w:color="000000"/>
               <w:top w:val="none" w:sz="0" w:space="0" w:color="000000"/>
               <w:left w:val="none" w:sz="0" w:space="0" w:color="000000"/>
               <w:right w:val="none" w:sz="0" w:space="0" w:color="000000"/>
@@ -4575,7 +4510,7 @@
                 <w:szCs w:val="18"/>
                 <w:color w:val="000000"/>
               </w:rPr>
-              <w:t xml:space="preserve">0.720+</w:t>
+              <w:t xml:space="preserve">6.503***</w:t>
             </w:r>
             <w:r>
               <w:rPr>
@@ -4601,21 +4536,20 @@
                 <w:szCs w:val="18"/>
                 <w:color w:val="000000"/>
               </w:rPr>
-              <w:t xml:space="preserve">(0.368)</w:t>
+              <w:t xml:space="preserve">(1.017)</w:t>
             </w:r>
           </w:p>
         </w:tc>
       </w:tr>
       <w:tr>
         <w:trPr>
-          <w:cantSplit/>
           <w:trHeight w:val="360" w:hRule="auto"/>
         </w:trPr>
         <w:tc>
           <w:tcPr>
             <w:tcBorders>
-              <w:bottom w:val="none" w:sz="0" w:space="0" w:color="000000"/>
-              <w:top w:val="single" w:sz="6" w:space="0" w:color="000000"/>
+              <w:bottom w:val="single" w:sz="6" w:space="0" w:color="000000"/>
+              <w:top w:val="none" w:sz="0" w:space="0" w:color="000000"/>
               <w:left w:val="none" w:sz="0" w:space="0" w:color="000000"/>
               <w:right w:val="none" w:sz="0" w:space="0" w:color="000000"/>
             </w:tcBorders>
@@ -4638,7 +4572,7 @@
                 <w:left w:val="none" w:sz="0" w:space="0" w:color="000000"/>
                 <w:right w:val="none" w:sz="0" w:space="0" w:color="000000"/>
               </w:pBdr>
-              <w:spacing w:after="40" w:before="40" w:line="240"/>
+              <w:spacing w:after="60" w:before="60" w:line="240"/>
               <w:ind w:left="40" w:right="40" w:firstLine="0" w:firstLineChars="0"/>
               <w:rPr>
                 <w:rFonts w:ascii="Times New Roman" w:hAnsi="Times New Roman" w:eastAsia="Times New Roman" w:cs="Times New Roman"/>
@@ -4662,351 +4596,402 @@
                 <w:szCs w:val="18"/>
                 <w:color w:val="000000"/>
               </w:rPr>
-              <w:t xml:space="preserve">Observations</w:t>
-            </w:r>
-          </w:p>
-        </w:tc>
-        <w:tc>
-          <w:tcPr>
-            <w:tcBorders>
-              <w:bottom w:val="none" w:sz="0" w:space="0" w:color="000000"/>
-              <w:top w:val="single" w:sz="6" w:space="0" w:color="000000"/>
-              <w:left w:val="none" w:sz="0" w:space="0" w:color="000000"/>
-              <w:right w:val="none" w:sz="0" w:space="0" w:color="000000"/>
-            </w:tcBorders>
-            <w:shd w:val="clear" w:color="auto" w:fill="FFFFFF"/>
-            <w:tcMar>
-              <w:top w:w="0" w:type="dxa"/>
-              <w:bottom w:w="0" w:type="dxa"/>
-              <w:left w:w="0" w:type="dxa"/>
-              <w:right w:w="0" w:type="dxa"/>
-            </w:tcMar>
-            <w:vAlign w:val="center"/>
-          </w:tcPr>
-          <w:p>
-            <w:pPr>
-              <w:pStyle w:val="Normal"/>
-              <w:jc w:val="center"/>
-              <w:pBdr>
-                <w:bottom w:val="none" w:sz="0" w:space="0" w:color="000000"/>
-                <w:top w:val="none" w:sz="0" w:space="0" w:color="000000"/>
-                <w:left w:val="none" w:sz="0" w:space="0" w:color="000000"/>
-                <w:right w:val="none" w:sz="0" w:space="0" w:color="000000"/>
-              </w:pBdr>
-              <w:spacing w:after="40" w:before="40" w:line="240"/>
-              <w:ind w:left="40" w:right="40" w:firstLine="0" w:firstLineChars="0"/>
-              <w:rPr>
-                <w:rFonts w:ascii="Times New Roman" w:hAnsi="Times New Roman" w:eastAsia="Times New Roman" w:cs="Times New Roman"/>
-                <w:i w:val="false"/>
-                <w:b w:val="false"/>
-                <w:u w:val="none"/>
-                <w:strike w:val="false"/>
-                <w:sz w:val="18"/>
-                <w:szCs w:val="18"/>
-                <w:color w:val="000000"/>
-              </w:rPr>
-            </w:pPr>
-            <w:r>
-              <w:rPr>
-                <w:rFonts w:ascii="Times New Roman" w:hAnsi="Times New Roman" w:eastAsia="Times New Roman" w:cs="Times New Roman"/>
-                <w:i w:val="false"/>
-                <w:b w:val="false"/>
-                <w:u w:val="none"/>
-                <w:strike w:val="false"/>
-                <w:sz w:val="18"/>
-                <w:szCs w:val="18"/>
-                <w:color w:val="000000"/>
-              </w:rPr>
-              <w:t xml:space="preserve">800</w:t>
-            </w:r>
-          </w:p>
-        </w:tc>
-        <w:tc>
-          <w:tcPr>
-            <w:tcBorders>
-              <w:bottom w:val="none" w:sz="0" w:space="0" w:color="000000"/>
-              <w:top w:val="single" w:sz="6" w:space="0" w:color="000000"/>
-              <w:left w:val="none" w:sz="0" w:space="0" w:color="000000"/>
-              <w:right w:val="none" w:sz="0" w:space="0" w:color="000000"/>
-            </w:tcBorders>
-            <w:shd w:val="clear" w:color="auto" w:fill="FFFFFF"/>
-            <w:tcMar>
-              <w:top w:w="0" w:type="dxa"/>
-              <w:bottom w:w="0" w:type="dxa"/>
-              <w:left w:w="0" w:type="dxa"/>
-              <w:right w:w="0" w:type="dxa"/>
-            </w:tcMar>
-            <w:vAlign w:val="center"/>
-          </w:tcPr>
-          <w:p>
-            <w:pPr>
-              <w:pStyle w:val="Normal"/>
-              <w:jc w:val="center"/>
-              <w:pBdr>
-                <w:bottom w:val="none" w:sz="0" w:space="0" w:color="000000"/>
-                <w:top w:val="none" w:sz="0" w:space="0" w:color="000000"/>
-                <w:left w:val="none" w:sz="0" w:space="0" w:color="000000"/>
-                <w:right w:val="none" w:sz="0" w:space="0" w:color="000000"/>
-              </w:pBdr>
-              <w:spacing w:after="40" w:before="40" w:line="240"/>
-              <w:ind w:left="40" w:right="40" w:firstLine="0" w:firstLineChars="0"/>
-              <w:rPr>
-                <w:rFonts w:ascii="Times New Roman" w:hAnsi="Times New Roman" w:eastAsia="Times New Roman" w:cs="Times New Roman"/>
-                <w:i w:val="false"/>
-                <w:b w:val="false"/>
-                <w:u w:val="none"/>
-                <w:strike w:val="false"/>
-                <w:sz w:val="18"/>
-                <w:szCs w:val="18"/>
-                <w:color w:val="000000"/>
-              </w:rPr>
-            </w:pPr>
-            <w:r>
-              <w:rPr>
-                <w:rFonts w:ascii="Times New Roman" w:hAnsi="Times New Roman" w:eastAsia="Times New Roman" w:cs="Times New Roman"/>
-                <w:i w:val="false"/>
-                <w:b w:val="false"/>
-                <w:u w:val="none"/>
-                <w:strike w:val="false"/>
-                <w:sz w:val="18"/>
-                <w:szCs w:val="18"/>
-                <w:color w:val="000000"/>
-              </w:rPr>
-              <w:t xml:space="preserve">800</w:t>
-            </w:r>
-          </w:p>
-        </w:tc>
-        <w:tc>
-          <w:tcPr>
-            <w:tcBorders>
-              <w:bottom w:val="none" w:sz="0" w:space="0" w:color="000000"/>
-              <w:top w:val="single" w:sz="6" w:space="0" w:color="000000"/>
-              <w:left w:val="none" w:sz="0" w:space="0" w:color="000000"/>
-              <w:right w:val="none" w:sz="0" w:space="0" w:color="000000"/>
-            </w:tcBorders>
-            <w:shd w:val="clear" w:color="auto" w:fill="FFFFFF"/>
-            <w:tcMar>
-              <w:top w:w="0" w:type="dxa"/>
-              <w:bottom w:w="0" w:type="dxa"/>
-              <w:left w:w="0" w:type="dxa"/>
-              <w:right w:w="0" w:type="dxa"/>
-            </w:tcMar>
-            <w:vAlign w:val="center"/>
-          </w:tcPr>
-          <w:p>
-            <w:pPr>
-              <w:pStyle w:val="Normal"/>
-              <w:jc w:val="center"/>
-              <w:pBdr>
-                <w:bottom w:val="none" w:sz="0" w:space="0" w:color="000000"/>
-                <w:top w:val="none" w:sz="0" w:space="0" w:color="000000"/>
-                <w:left w:val="none" w:sz="0" w:space="0" w:color="000000"/>
-                <w:right w:val="none" w:sz="0" w:space="0" w:color="000000"/>
-              </w:pBdr>
-              <w:spacing w:after="40" w:before="40" w:line="240"/>
-              <w:ind w:left="40" w:right="40" w:firstLine="0" w:firstLineChars="0"/>
-              <w:rPr>
-                <w:rFonts w:ascii="Times New Roman" w:hAnsi="Times New Roman" w:eastAsia="Times New Roman" w:cs="Times New Roman"/>
-                <w:i w:val="false"/>
-                <w:b w:val="false"/>
-                <w:u w:val="none"/>
-                <w:strike w:val="false"/>
-                <w:sz w:val="18"/>
-                <w:szCs w:val="18"/>
-                <w:color w:val="000000"/>
-              </w:rPr>
-            </w:pPr>
-            <w:r>
-              <w:rPr>
-                <w:rFonts w:ascii="Times New Roman" w:hAnsi="Times New Roman" w:eastAsia="Times New Roman" w:cs="Times New Roman"/>
-                <w:i w:val="false"/>
-                <w:b w:val="false"/>
-                <w:u w:val="none"/>
-                <w:strike w:val="false"/>
-                <w:sz w:val="18"/>
-                <w:szCs w:val="18"/>
-                <w:color w:val="000000"/>
-              </w:rPr>
-              <w:t xml:space="preserve">600</w:t>
-            </w:r>
-          </w:p>
-        </w:tc>
-        <w:tc>
-          <w:tcPr>
-            <w:tcBorders>
-              <w:bottom w:val="none" w:sz="0" w:space="0" w:color="000000"/>
-              <w:top w:val="single" w:sz="6" w:space="0" w:color="000000"/>
-              <w:left w:val="none" w:sz="0" w:space="0" w:color="000000"/>
-              <w:right w:val="none" w:sz="0" w:space="0" w:color="000000"/>
-            </w:tcBorders>
-            <w:shd w:val="clear" w:color="auto" w:fill="FFFFFF"/>
-            <w:tcMar>
-              <w:top w:w="0" w:type="dxa"/>
-              <w:bottom w:w="0" w:type="dxa"/>
-              <w:left w:w="0" w:type="dxa"/>
-              <w:right w:w="0" w:type="dxa"/>
-            </w:tcMar>
-            <w:vAlign w:val="center"/>
-          </w:tcPr>
-          <w:p>
-            <w:pPr>
-              <w:pStyle w:val="Normal"/>
-              <w:jc w:val="center"/>
-              <w:pBdr>
-                <w:bottom w:val="none" w:sz="0" w:space="0" w:color="000000"/>
-                <w:top w:val="none" w:sz="0" w:space="0" w:color="000000"/>
-                <w:left w:val="none" w:sz="0" w:space="0" w:color="000000"/>
-                <w:right w:val="none" w:sz="0" w:space="0" w:color="000000"/>
-              </w:pBdr>
-              <w:spacing w:after="40" w:before="40" w:line="240"/>
-              <w:ind w:left="40" w:right="40" w:firstLine="0" w:firstLineChars="0"/>
-              <w:rPr>
-                <w:rFonts w:ascii="Times New Roman" w:hAnsi="Times New Roman" w:eastAsia="Times New Roman" w:cs="Times New Roman"/>
-                <w:i w:val="false"/>
-                <w:b w:val="false"/>
-                <w:u w:val="none"/>
-                <w:strike w:val="false"/>
-                <w:sz w:val="18"/>
-                <w:szCs w:val="18"/>
-                <w:color w:val="000000"/>
-              </w:rPr>
-            </w:pPr>
-            <w:r>
-              <w:rPr>
-                <w:rFonts w:ascii="Times New Roman" w:hAnsi="Times New Roman" w:eastAsia="Times New Roman" w:cs="Times New Roman"/>
-                <w:i w:val="false"/>
-                <w:b w:val="false"/>
-                <w:u w:val="none"/>
-                <w:strike w:val="false"/>
-                <w:sz w:val="18"/>
-                <w:szCs w:val="18"/>
-                <w:color w:val="000000"/>
-              </w:rPr>
-              <w:t xml:space="preserve">600</w:t>
-            </w:r>
-          </w:p>
-        </w:tc>
-        <w:tc>
-          <w:tcPr>
-            <w:tcBorders>
-              <w:bottom w:val="none" w:sz="0" w:space="0" w:color="000000"/>
-              <w:top w:val="single" w:sz="6" w:space="0" w:color="000000"/>
-              <w:left w:val="none" w:sz="0" w:space="0" w:color="000000"/>
-              <w:right w:val="none" w:sz="0" w:space="0" w:color="000000"/>
-            </w:tcBorders>
-            <w:shd w:val="clear" w:color="auto" w:fill="FFFFFF"/>
-            <w:tcMar>
-              <w:top w:w="0" w:type="dxa"/>
-              <w:bottom w:w="0" w:type="dxa"/>
-              <w:left w:w="0" w:type="dxa"/>
-              <w:right w:w="0" w:type="dxa"/>
-            </w:tcMar>
-            <w:vAlign w:val="center"/>
-          </w:tcPr>
-          <w:p>
-            <w:pPr>
-              <w:pStyle w:val="Normal"/>
-              <w:jc w:val="center"/>
-              <w:pBdr>
-                <w:bottom w:val="none" w:sz="0" w:space="0" w:color="000000"/>
-                <w:top w:val="none" w:sz="0" w:space="0" w:color="000000"/>
-                <w:left w:val="none" w:sz="0" w:space="0" w:color="000000"/>
-                <w:right w:val="none" w:sz="0" w:space="0" w:color="000000"/>
-              </w:pBdr>
-              <w:spacing w:after="40" w:before="40" w:line="240"/>
-              <w:ind w:left="40" w:right="40" w:firstLine="0" w:firstLineChars="0"/>
-              <w:rPr>
-                <w:rFonts w:ascii="Times New Roman" w:hAnsi="Times New Roman" w:eastAsia="Times New Roman" w:cs="Times New Roman"/>
-                <w:i w:val="false"/>
-                <w:b w:val="false"/>
-                <w:u w:val="none"/>
-                <w:strike w:val="false"/>
-                <w:sz w:val="18"/>
-                <w:szCs w:val="18"/>
-                <w:color w:val="000000"/>
-              </w:rPr>
-            </w:pPr>
-            <w:r>
-              <w:rPr>
-                <w:rFonts w:ascii="Times New Roman" w:hAnsi="Times New Roman" w:eastAsia="Times New Roman" w:cs="Times New Roman"/>
-                <w:i w:val="false"/>
-                <w:b w:val="false"/>
-                <w:u w:val="none"/>
-                <w:strike w:val="false"/>
-                <w:sz w:val="18"/>
-                <w:szCs w:val="18"/>
-                <w:color w:val="000000"/>
-              </w:rPr>
-              <w:t xml:space="preserve">800</w:t>
-            </w:r>
-          </w:p>
-        </w:tc>
-        <w:tc>
-          <w:tcPr>
-            <w:tcBorders>
-              <w:bottom w:val="none" w:sz="0" w:space="0" w:color="000000"/>
-              <w:top w:val="single" w:sz="6" w:space="0" w:color="000000"/>
-              <w:left w:val="none" w:sz="0" w:space="0" w:color="000000"/>
-              <w:right w:val="none" w:sz="0" w:space="0" w:color="000000"/>
-            </w:tcBorders>
-            <w:shd w:val="clear" w:color="auto" w:fill="FFFFFF"/>
-            <w:tcMar>
-              <w:top w:w="0" w:type="dxa"/>
-              <w:bottom w:w="0" w:type="dxa"/>
-              <w:left w:w="0" w:type="dxa"/>
-              <w:right w:w="0" w:type="dxa"/>
-            </w:tcMar>
-            <w:vAlign w:val="center"/>
-          </w:tcPr>
-          <w:p>
-            <w:pPr>
-              <w:pStyle w:val="Normal"/>
-              <w:jc w:val="center"/>
-              <w:pBdr>
-                <w:bottom w:val="none" w:sz="0" w:space="0" w:color="000000"/>
-                <w:top w:val="none" w:sz="0" w:space="0" w:color="000000"/>
-                <w:left w:val="none" w:sz="0" w:space="0" w:color="000000"/>
-                <w:right w:val="none" w:sz="0" w:space="0" w:color="000000"/>
-              </w:pBdr>
-              <w:spacing w:after="40" w:before="40" w:line="240"/>
-              <w:ind w:left="40" w:right="40" w:firstLine="0" w:firstLineChars="0"/>
-              <w:rPr>
-                <w:rFonts w:ascii="Times New Roman" w:hAnsi="Times New Roman" w:eastAsia="Times New Roman" w:cs="Times New Roman"/>
-                <w:i w:val="false"/>
-                <w:b w:val="false"/>
-                <w:u w:val="none"/>
-                <w:strike w:val="false"/>
-                <w:sz w:val="18"/>
-                <w:szCs w:val="18"/>
-                <w:color w:val="000000"/>
-              </w:rPr>
-            </w:pPr>
-            <w:r>
-              <w:rPr>
-                <w:rFonts w:ascii="Times New Roman" w:hAnsi="Times New Roman" w:eastAsia="Times New Roman" w:cs="Times New Roman"/>
-                <w:i w:val="false"/>
-                <w:b w:val="false"/>
-                <w:u w:val="none"/>
-                <w:strike w:val="false"/>
-                <w:sz w:val="18"/>
-                <w:szCs w:val="18"/>
-                <w:color w:val="000000"/>
-              </w:rPr>
-              <w:t xml:space="preserve">800</w:t>
+              <w:t xml:space="preserve">Cooperation</w:t>
+            </w:r>
+          </w:p>
+        </w:tc>
+        <w:tc>
+          <w:tcPr>
+            <w:tcBorders>
+              <w:bottom w:val="single" w:sz="6" w:space="0" w:color="000000"/>
+              <w:top w:val="none" w:sz="0" w:space="0" w:color="000000"/>
+              <w:left w:val="none" w:sz="0" w:space="0" w:color="000000"/>
+              <w:right w:val="none" w:sz="0" w:space="0" w:color="000000"/>
+            </w:tcBorders>
+            <w:shd w:val="clear" w:color="auto" w:fill="FFFFFF"/>
+            <w:tcMar>
+              <w:top w:w="0" w:type="dxa"/>
+              <w:bottom w:w="0" w:type="dxa"/>
+              <w:left w:w="0" w:type="dxa"/>
+              <w:right w:w="0" w:type="dxa"/>
+            </w:tcMar>
+            <w:vAlign w:val="center"/>
+          </w:tcPr>
+          <w:p>
+            <w:pPr>
+              <w:pStyle w:val="Normal"/>
+              <w:jc w:val="center"/>
+              <w:pBdr>
+                <w:bottom w:val="none" w:sz="0" w:space="0" w:color="000000"/>
+                <w:top w:val="none" w:sz="0" w:space="0" w:color="000000"/>
+                <w:left w:val="none" w:sz="0" w:space="0" w:color="000000"/>
+                <w:right w:val="none" w:sz="0" w:space="0" w:color="000000"/>
+              </w:pBdr>
+              <w:spacing w:after="60" w:before="60" w:line="240"/>
+              <w:ind w:left="40" w:right="40" w:firstLine="0" w:firstLineChars="0"/>
+              <w:rPr>
+                <w:rFonts w:ascii="Times New Roman" w:hAnsi="Times New Roman" w:eastAsia="Times New Roman" w:cs="Times New Roman"/>
+                <w:i w:val="false"/>
+                <w:b w:val="false"/>
+                <w:u w:val="none"/>
+                <w:strike w:val="false"/>
+                <w:sz w:val="18"/>
+                <w:szCs w:val="18"/>
+                <w:color w:val="000000"/>
+              </w:rPr>
+            </w:pPr>
+            <w:r>
+              <w:rPr>
+                <w:rFonts w:ascii="Times New Roman" w:hAnsi="Times New Roman" w:eastAsia="Times New Roman" w:cs="Times New Roman"/>
+                <w:i w:val="false"/>
+                <w:b w:val="false"/>
+                <w:u w:val="none"/>
+                <w:strike w:val="false"/>
+                <w:sz w:val="18"/>
+                <w:szCs w:val="18"/>
+                <w:color w:val="000000"/>
+              </w:rPr>
+              <w:t xml:space="preserve"/>
+            </w:r>
+          </w:p>
+        </w:tc>
+        <w:tc>
+          <w:tcPr>
+            <w:tcBorders>
+              <w:bottom w:val="single" w:sz="6" w:space="0" w:color="000000"/>
+              <w:top w:val="none" w:sz="0" w:space="0" w:color="000000"/>
+              <w:left w:val="none" w:sz="0" w:space="0" w:color="000000"/>
+              <w:right w:val="none" w:sz="0" w:space="0" w:color="000000"/>
+            </w:tcBorders>
+            <w:shd w:val="clear" w:color="auto" w:fill="FFFFFF"/>
+            <w:tcMar>
+              <w:top w:w="0" w:type="dxa"/>
+              <w:bottom w:w="0" w:type="dxa"/>
+              <w:left w:w="0" w:type="dxa"/>
+              <w:right w:w="0" w:type="dxa"/>
+            </w:tcMar>
+            <w:vAlign w:val="center"/>
+          </w:tcPr>
+          <w:p>
+            <w:pPr>
+              <w:pStyle w:val="Normal"/>
+              <w:jc w:val="center"/>
+              <w:pBdr>
+                <w:bottom w:val="none" w:sz="0" w:space="0" w:color="000000"/>
+                <w:top w:val="none" w:sz="0" w:space="0" w:color="000000"/>
+                <w:left w:val="none" w:sz="0" w:space="0" w:color="000000"/>
+                <w:right w:val="none" w:sz="0" w:space="0" w:color="000000"/>
+              </w:pBdr>
+              <w:spacing w:after="60" w:before="60" w:line="240"/>
+              <w:ind w:left="40" w:right="40" w:firstLine="0" w:firstLineChars="0"/>
+              <w:rPr>
+                <w:rFonts w:ascii="Times New Roman" w:hAnsi="Times New Roman" w:eastAsia="Times New Roman" w:cs="Times New Roman"/>
+                <w:i w:val="false"/>
+                <w:b w:val="false"/>
+                <w:u w:val="none"/>
+                <w:strike w:val="false"/>
+                <w:sz w:val="18"/>
+                <w:szCs w:val="18"/>
+                <w:color w:val="000000"/>
+              </w:rPr>
+            </w:pPr>
+            <w:r>
+              <w:rPr>
+                <w:rFonts w:ascii="Times New Roman" w:hAnsi="Times New Roman" w:eastAsia="Times New Roman" w:cs="Times New Roman"/>
+                <w:i w:val="false"/>
+                <w:b w:val="false"/>
+                <w:u w:val="none"/>
+                <w:strike w:val="false"/>
+                <w:sz w:val="18"/>
+                <w:szCs w:val="18"/>
+                <w:color w:val="000000"/>
+              </w:rPr>
+              <w:t xml:space="preserve"/>
+            </w:r>
+          </w:p>
+        </w:tc>
+        <w:tc>
+          <w:tcPr>
+            <w:tcBorders>
+              <w:bottom w:val="single" w:sz="6" w:space="0" w:color="000000"/>
+              <w:top w:val="none" w:sz="0" w:space="0" w:color="000000"/>
+              <w:left w:val="none" w:sz="0" w:space="0" w:color="000000"/>
+              <w:right w:val="none" w:sz="0" w:space="0" w:color="000000"/>
+            </w:tcBorders>
+            <w:shd w:val="clear" w:color="auto" w:fill="FFFFFF"/>
+            <w:tcMar>
+              <w:top w:w="0" w:type="dxa"/>
+              <w:bottom w:w="0" w:type="dxa"/>
+              <w:left w:w="0" w:type="dxa"/>
+              <w:right w:w="0" w:type="dxa"/>
+            </w:tcMar>
+            <w:vAlign w:val="center"/>
+          </w:tcPr>
+          <w:p>
+            <w:pPr>
+              <w:pStyle w:val="Normal"/>
+              <w:jc w:val="center"/>
+              <w:pBdr>
+                <w:bottom w:val="none" w:sz="0" w:space="0" w:color="000000"/>
+                <w:top w:val="none" w:sz="0" w:space="0" w:color="000000"/>
+                <w:left w:val="none" w:sz="0" w:space="0" w:color="000000"/>
+                <w:right w:val="none" w:sz="0" w:space="0" w:color="000000"/>
+              </w:pBdr>
+              <w:spacing w:after="60" w:before="60" w:line="240"/>
+              <w:ind w:left="40" w:right="40" w:firstLine="0" w:firstLineChars="0"/>
+              <w:rPr>
+                <w:rFonts w:ascii="Times New Roman" w:hAnsi="Times New Roman" w:eastAsia="Times New Roman" w:cs="Times New Roman"/>
+                <w:i w:val="false"/>
+                <w:b w:val="false"/>
+                <w:u w:val="none"/>
+                <w:strike w:val="false"/>
+                <w:sz w:val="18"/>
+                <w:szCs w:val="18"/>
+                <w:color w:val="000000"/>
+              </w:rPr>
+            </w:pPr>
+            <w:r>
+              <w:rPr>
+                <w:rFonts w:ascii="Times New Roman" w:hAnsi="Times New Roman" w:eastAsia="Times New Roman" w:cs="Times New Roman"/>
+                <w:i w:val="false"/>
+                <w:b w:val="false"/>
+                <w:u w:val="none"/>
+                <w:strike w:val="false"/>
+                <w:sz w:val="18"/>
+                <w:szCs w:val="18"/>
+                <w:color w:val="000000"/>
+              </w:rPr>
+              <w:t xml:space="preserve"/>
+            </w:r>
+          </w:p>
+        </w:tc>
+        <w:tc>
+          <w:tcPr>
+            <w:tcBorders>
+              <w:bottom w:val="single" w:sz="6" w:space="0" w:color="000000"/>
+              <w:top w:val="none" w:sz="0" w:space="0" w:color="000000"/>
+              <w:left w:val="none" w:sz="0" w:space="0" w:color="000000"/>
+              <w:right w:val="none" w:sz="0" w:space="0" w:color="000000"/>
+            </w:tcBorders>
+            <w:shd w:val="clear" w:color="auto" w:fill="FFFFFF"/>
+            <w:tcMar>
+              <w:top w:w="0" w:type="dxa"/>
+              <w:bottom w:w="0" w:type="dxa"/>
+              <w:left w:w="0" w:type="dxa"/>
+              <w:right w:w="0" w:type="dxa"/>
+            </w:tcMar>
+            <w:vAlign w:val="center"/>
+          </w:tcPr>
+          <w:p>
+            <w:pPr>
+              <w:pStyle w:val="Normal"/>
+              <w:jc w:val="center"/>
+              <w:pBdr>
+                <w:bottom w:val="none" w:sz="0" w:space="0" w:color="000000"/>
+                <w:top w:val="none" w:sz="0" w:space="0" w:color="000000"/>
+                <w:left w:val="none" w:sz="0" w:space="0" w:color="000000"/>
+                <w:right w:val="none" w:sz="0" w:space="0" w:color="000000"/>
+              </w:pBdr>
+              <w:spacing w:after="60" w:before="60" w:line="240"/>
+              <w:ind w:left="40" w:right="40" w:firstLine="0" w:firstLineChars="0"/>
+              <w:rPr>
+                <w:rFonts w:ascii="Times New Roman" w:hAnsi="Times New Roman" w:eastAsia="Times New Roman" w:cs="Times New Roman"/>
+                <w:i w:val="false"/>
+                <w:b w:val="false"/>
+                <w:u w:val="none"/>
+                <w:strike w:val="false"/>
+                <w:sz w:val="18"/>
+                <w:szCs w:val="18"/>
+                <w:color w:val="000000"/>
+              </w:rPr>
+            </w:pPr>
+            <w:r>
+              <w:rPr>
+                <w:rFonts w:ascii="Times New Roman" w:hAnsi="Times New Roman" w:eastAsia="Times New Roman" w:cs="Times New Roman"/>
+                <w:i w:val="false"/>
+                <w:b w:val="false"/>
+                <w:u w:val="none"/>
+                <w:strike w:val="false"/>
+                <w:sz w:val="18"/>
+                <w:szCs w:val="18"/>
+                <w:color w:val="000000"/>
+              </w:rPr>
+              <w:t xml:space="preserve"/>
+            </w:r>
+          </w:p>
+        </w:tc>
+        <w:tc>
+          <w:tcPr>
+            <w:tcBorders>
+              <w:bottom w:val="single" w:sz="6" w:space="0" w:color="000000"/>
+              <w:top w:val="none" w:sz="0" w:space="0" w:color="000000"/>
+              <w:left w:val="none" w:sz="0" w:space="0" w:color="000000"/>
+              <w:right w:val="none" w:sz="0" w:space="0" w:color="000000"/>
+            </w:tcBorders>
+            <w:shd w:val="clear" w:color="auto" w:fill="FFFFFF"/>
+            <w:tcMar>
+              <w:top w:w="0" w:type="dxa"/>
+              <w:bottom w:w="0" w:type="dxa"/>
+              <w:left w:w="0" w:type="dxa"/>
+              <w:right w:w="0" w:type="dxa"/>
+            </w:tcMar>
+            <w:vAlign w:val="center"/>
+          </w:tcPr>
+          <w:p>
+            <w:pPr>
+              <w:pStyle w:val="Normal"/>
+              <w:jc w:val="center"/>
+              <w:pBdr>
+                <w:bottom w:val="none" w:sz="0" w:space="0" w:color="000000"/>
+                <w:top w:val="none" w:sz="0" w:space="0" w:color="000000"/>
+                <w:left w:val="none" w:sz="0" w:space="0" w:color="000000"/>
+                <w:right w:val="none" w:sz="0" w:space="0" w:color="000000"/>
+              </w:pBdr>
+              <w:spacing w:after="60" w:before="60" w:line="240"/>
+              <w:ind w:left="40" w:right="40" w:firstLine="0" w:firstLineChars="0"/>
+              <w:rPr>
+                <w:rFonts w:ascii="Times New Roman" w:hAnsi="Times New Roman" w:eastAsia="Times New Roman" w:cs="Times New Roman"/>
+                <w:i w:val="false"/>
+                <w:b w:val="false"/>
+                <w:u w:val="none"/>
+                <w:strike w:val="false"/>
+                <w:sz w:val="18"/>
+                <w:szCs w:val="18"/>
+                <w:color w:val="000000"/>
+              </w:rPr>
+            </w:pPr>
+            <w:r>
+              <w:rPr>
+                <w:rFonts w:ascii="Times New Roman" w:hAnsi="Times New Roman" w:eastAsia="Times New Roman" w:cs="Times New Roman"/>
+                <w:i w:val="false"/>
+                <w:b w:val="false"/>
+                <w:u w:val="none"/>
+                <w:strike w:val="false"/>
+                <w:sz w:val="18"/>
+                <w:szCs w:val="18"/>
+                <w:color w:val="000000"/>
+              </w:rPr>
+              <w:t xml:space="preserve">-0.081**</w:t>
+            </w:r>
+            <w:r>
+              <w:rPr>
+                <w:rFonts w:ascii="Times New Roman" w:hAnsi="Times New Roman" w:eastAsia="Times New Roman" w:cs="Times New Roman"/>
+                <w:i w:val="false"/>
+                <w:b w:val="false"/>
+                <w:u w:val="none"/>
+                <w:strike w:val="false"/>
+                <w:sz w:val="18"/>
+                <w:szCs w:val="18"/>
+                <w:color w:val="000000"/>
+              </w:rPr>
+              <w:br/>
+            </w:r>
+            <w:r>
+              <w:rPr>
+                <w:rFonts w:ascii="Times New Roman" w:hAnsi="Times New Roman" w:eastAsia="Times New Roman" w:cs="Times New Roman"/>
+                <w:i w:val="false"/>
+                <w:b w:val="false"/>
+                <w:u w:val="none"/>
+                <w:strike w:val="false"/>
+                <w:sz w:val="18"/>
+                <w:szCs w:val="18"/>
+                <w:color w:val="000000"/>
+              </w:rPr>
+              <w:t xml:space="preserve">(0.027)</w:t>
+            </w:r>
+          </w:p>
+        </w:tc>
+        <w:tc>
+          <w:tcPr>
+            <w:tcBorders>
+              <w:bottom w:val="single" w:sz="6" w:space="0" w:color="000000"/>
+              <w:top w:val="none" w:sz="0" w:space="0" w:color="000000"/>
+              <w:left w:val="none" w:sz="0" w:space="0" w:color="000000"/>
+              <w:right w:val="none" w:sz="0" w:space="0" w:color="000000"/>
+            </w:tcBorders>
+            <w:shd w:val="clear" w:color="auto" w:fill="FFFFFF"/>
+            <w:tcMar>
+              <w:top w:w="0" w:type="dxa"/>
+              <w:bottom w:w="0" w:type="dxa"/>
+              <w:left w:w="0" w:type="dxa"/>
+              <w:right w:w="0" w:type="dxa"/>
+            </w:tcMar>
+            <w:vAlign w:val="center"/>
+          </w:tcPr>
+          <w:p>
+            <w:pPr>
+              <w:pStyle w:val="Normal"/>
+              <w:jc w:val="center"/>
+              <w:pBdr>
+                <w:bottom w:val="none" w:sz="0" w:space="0" w:color="000000"/>
+                <w:top w:val="none" w:sz="0" w:space="0" w:color="000000"/>
+                <w:left w:val="none" w:sz="0" w:space="0" w:color="000000"/>
+                <w:right w:val="none" w:sz="0" w:space="0" w:color="000000"/>
+              </w:pBdr>
+              <w:spacing w:after="60" w:before="60" w:line="240"/>
+              <w:ind w:left="40" w:right="40" w:firstLine="0" w:firstLineChars="0"/>
+              <w:rPr>
+                <w:rFonts w:ascii="Times New Roman" w:hAnsi="Times New Roman" w:eastAsia="Times New Roman" w:cs="Times New Roman"/>
+                <w:i w:val="false"/>
+                <w:b w:val="false"/>
+                <w:u w:val="none"/>
+                <w:strike w:val="false"/>
+                <w:sz w:val="18"/>
+                <w:szCs w:val="18"/>
+                <w:color w:val="000000"/>
+              </w:rPr>
+            </w:pPr>
+            <w:r>
+              <w:rPr>
+                <w:rFonts w:ascii="Times New Roman" w:hAnsi="Times New Roman" w:eastAsia="Times New Roman" w:cs="Times New Roman"/>
+                <w:i w:val="false"/>
+                <w:b w:val="false"/>
+                <w:u w:val="none"/>
+                <w:strike w:val="false"/>
+                <w:sz w:val="18"/>
+                <w:szCs w:val="18"/>
+                <w:color w:val="000000"/>
+              </w:rPr>
+              <w:t xml:space="preserve">0.720+</w:t>
+            </w:r>
+            <w:r>
+              <w:rPr>
+                <w:rFonts w:ascii="Times New Roman" w:hAnsi="Times New Roman" w:eastAsia="Times New Roman" w:cs="Times New Roman"/>
+                <w:i w:val="false"/>
+                <w:b w:val="false"/>
+                <w:u w:val="none"/>
+                <w:strike w:val="false"/>
+                <w:sz w:val="18"/>
+                <w:szCs w:val="18"/>
+                <w:color w:val="000000"/>
+              </w:rPr>
+              <w:br/>
+            </w:r>
+            <w:r>
+              <w:rPr>
+                <w:rFonts w:ascii="Times New Roman" w:hAnsi="Times New Roman" w:eastAsia="Times New Roman" w:cs="Times New Roman"/>
+                <w:i w:val="false"/>
+                <w:b w:val="false"/>
+                <w:u w:val="none"/>
+                <w:strike w:val="false"/>
+                <w:sz w:val="18"/>
+                <w:szCs w:val="18"/>
+                <w:color w:val="000000"/>
+              </w:rPr>
+              <w:t xml:space="preserve">(0.368)</w:t>
             </w:r>
           </w:p>
         </w:tc>
       </w:tr>
       <w:tr>
         <w:trPr>
-          <w:cantSplit/>
           <w:trHeight w:val="360" w:hRule="auto"/>
         </w:trPr>
         <w:tc>
           <w:tcPr>
             <w:tcBorders>
               <w:bottom w:val="none" w:sz="0" w:space="0" w:color="000000"/>
-              <w:top w:val="none" w:sz="0" w:space="0" w:color="000000"/>
+              <w:top w:val="single" w:sz="6" w:space="0" w:color="000000"/>
               <w:left w:val="none" w:sz="0" w:space="0" w:color="000000"/>
               <w:right w:val="none" w:sz="0" w:space="0" w:color="000000"/>
             </w:tcBorders>
@@ -5053,7 +5038,7 @@
                 <w:szCs w:val="18"/>
                 <w:color w:val="000000"/>
               </w:rPr>
-              <w:t xml:space="preserve">R²</w:t>
+              <w:t xml:space="preserve">Observations</w:t>
             </w:r>
           </w:p>
         </w:tc>
@@ -5061,7 +5046,7 @@
           <w:tcPr>
             <w:tcBorders>
               <w:bottom w:val="none" w:sz="0" w:space="0" w:color="000000"/>
-              <w:top w:val="none" w:sz="0" w:space="0" w:color="000000"/>
+              <w:top w:val="single" w:sz="6" w:space="0" w:color="000000"/>
               <w:left w:val="none" w:sz="0" w:space="0" w:color="000000"/>
               <w:right w:val="none" w:sz="0" w:space="0" w:color="000000"/>
             </w:tcBorders>
@@ -5108,7 +5093,7 @@
                 <w:szCs w:val="18"/>
                 <w:color w:val="000000"/>
               </w:rPr>
-              <w:t xml:space="preserve">0.082</w:t>
+              <w:t xml:space="preserve">800</w:t>
             </w:r>
           </w:p>
         </w:tc>
@@ -5116,7 +5101,7 @@
           <w:tcPr>
             <w:tcBorders>
               <w:bottom w:val="none" w:sz="0" w:space="0" w:color="000000"/>
-              <w:top w:val="none" w:sz="0" w:space="0" w:color="000000"/>
+              <w:top w:val="single" w:sz="6" w:space="0" w:color="000000"/>
               <w:left w:val="none" w:sz="0" w:space="0" w:color="000000"/>
               <w:right w:val="none" w:sz="0" w:space="0" w:color="000000"/>
             </w:tcBorders>
@@ -5163,7 +5148,7 @@
                 <w:szCs w:val="18"/>
                 <w:color w:val="000000"/>
               </w:rPr>
-              <w:t xml:space="preserve">0.096</w:t>
+              <w:t xml:space="preserve">800</w:t>
             </w:r>
           </w:p>
         </w:tc>
@@ -5171,7 +5156,7 @@
           <w:tcPr>
             <w:tcBorders>
               <w:bottom w:val="none" w:sz="0" w:space="0" w:color="000000"/>
-              <w:top w:val="none" w:sz="0" w:space="0" w:color="000000"/>
+              <w:top w:val="single" w:sz="6" w:space="0" w:color="000000"/>
               <w:left w:val="none" w:sz="0" w:space="0" w:color="000000"/>
               <w:right w:val="none" w:sz="0" w:space="0" w:color="000000"/>
             </w:tcBorders>
@@ -5218,7 +5203,7 @@
                 <w:szCs w:val="18"/>
                 <w:color w:val="000000"/>
               </w:rPr>
-              <w:t xml:space="preserve">0.040</w:t>
+              <w:t xml:space="preserve">600</w:t>
             </w:r>
           </w:p>
         </w:tc>
@@ -5226,7 +5211,7 @@
           <w:tcPr>
             <w:tcBorders>
               <w:bottom w:val="none" w:sz="0" w:space="0" w:color="000000"/>
-              <w:top w:val="none" w:sz="0" w:space="0" w:color="000000"/>
+              <w:top w:val="single" w:sz="6" w:space="0" w:color="000000"/>
               <w:left w:val="none" w:sz="0" w:space="0" w:color="000000"/>
               <w:right w:val="none" w:sz="0" w:space="0" w:color="000000"/>
             </w:tcBorders>
@@ -5273,7 +5258,7 @@
                 <w:szCs w:val="18"/>
                 <w:color w:val="000000"/>
               </w:rPr>
-              <w:t xml:space="preserve">0.115</w:t>
+              <w:t xml:space="preserve">600</w:t>
             </w:r>
           </w:p>
         </w:tc>
@@ -5281,7 +5266,7 @@
           <w:tcPr>
             <w:tcBorders>
               <w:bottom w:val="none" w:sz="0" w:space="0" w:color="000000"/>
-              <w:top w:val="none" w:sz="0" w:space="0" w:color="000000"/>
+              <w:top w:val="single" w:sz="6" w:space="0" w:color="000000"/>
               <w:left w:val="none" w:sz="0" w:space="0" w:color="000000"/>
               <w:right w:val="none" w:sz="0" w:space="0" w:color="000000"/>
             </w:tcBorders>
@@ -5328,7 +5313,7 @@
                 <w:szCs w:val="18"/>
                 <w:color w:val="000000"/>
               </w:rPr>
-              <w:t xml:space="preserve">0.603</w:t>
+              <w:t xml:space="preserve">800</w:t>
             </w:r>
           </w:p>
         </w:tc>
@@ -5336,7 +5321,7 @@
           <w:tcPr>
             <w:tcBorders>
               <w:bottom w:val="none" w:sz="0" w:space="0" w:color="000000"/>
-              <w:top w:val="none" w:sz="0" w:space="0" w:color="000000"/>
+              <w:top w:val="single" w:sz="6" w:space="0" w:color="000000"/>
               <w:left w:val="none" w:sz="0" w:space="0" w:color="000000"/>
               <w:right w:val="none" w:sz="0" w:space="0" w:color="000000"/>
             </w:tcBorders>
@@ -5383,20 +5368,19 @@
                 <w:szCs w:val="18"/>
                 <w:color w:val="000000"/>
               </w:rPr>
-              <w:t xml:space="preserve"/>
+              <w:t xml:space="preserve">800</w:t>
             </w:r>
           </w:p>
         </w:tc>
       </w:tr>
       <w:tr>
         <w:trPr>
-          <w:cantSplit/>
           <w:trHeight w:val="360" w:hRule="auto"/>
         </w:trPr>
         <w:tc>
           <w:tcPr>
             <w:tcBorders>
-              <w:bottom w:val="single" w:sz="6" w:space="0" w:color="000000"/>
+              <w:bottom w:val="none" w:sz="0" w:space="0" w:color="000000"/>
               <w:top w:val="none" w:sz="0" w:space="0" w:color="000000"/>
               <w:left w:val="none" w:sz="0" w:space="0" w:color="000000"/>
               <w:right w:val="none" w:sz="0" w:space="0" w:color="000000"/>
@@ -5444,14 +5428,14 @@
                 <w:szCs w:val="18"/>
                 <w:color w:val="000000"/>
               </w:rPr>
-              <w:t xml:space="preserve">Adjusted R²</w:t>
-            </w:r>
-          </w:p>
-        </w:tc>
-        <w:tc>
-          <w:tcPr>
-            <w:tcBorders>
-              <w:bottom w:val="single" w:sz="6" w:space="0" w:color="000000"/>
+              <w:t xml:space="preserve">R²</w:t>
+            </w:r>
+          </w:p>
+        </w:tc>
+        <w:tc>
+          <w:tcPr>
+            <w:tcBorders>
+              <w:bottom w:val="none" w:sz="0" w:space="0" w:color="000000"/>
               <w:top w:val="none" w:sz="0" w:space="0" w:color="000000"/>
               <w:left w:val="none" w:sz="0" w:space="0" w:color="000000"/>
               <w:right w:val="none" w:sz="0" w:space="0" w:color="000000"/>
@@ -5499,14 +5483,14 @@
                 <w:szCs w:val="18"/>
                 <w:color w:val="000000"/>
               </w:rPr>
-              <w:t xml:space="preserve">0.078</w:t>
-            </w:r>
-          </w:p>
-        </w:tc>
-        <w:tc>
-          <w:tcPr>
-            <w:tcBorders>
-              <w:bottom w:val="single" w:sz="6" w:space="0" w:color="000000"/>
+              <w:t xml:space="preserve">0.082</w:t>
+            </w:r>
+          </w:p>
+        </w:tc>
+        <w:tc>
+          <w:tcPr>
+            <w:tcBorders>
+              <w:bottom w:val="none" w:sz="0" w:space="0" w:color="000000"/>
               <w:top w:val="none" w:sz="0" w:space="0" w:color="000000"/>
               <w:left w:val="none" w:sz="0" w:space="0" w:color="000000"/>
               <w:right w:val="none" w:sz="0" w:space="0" w:color="000000"/>
@@ -5554,14 +5538,14 @@
                 <w:szCs w:val="18"/>
                 <w:color w:val="000000"/>
               </w:rPr>
-              <w:t xml:space="preserve">0.092</w:t>
-            </w:r>
-          </w:p>
-        </w:tc>
-        <w:tc>
-          <w:tcPr>
-            <w:tcBorders>
-              <w:bottom w:val="single" w:sz="6" w:space="0" w:color="000000"/>
+              <w:t xml:space="preserve">0.096</w:t>
+            </w:r>
+          </w:p>
+        </w:tc>
+        <w:tc>
+          <w:tcPr>
+            <w:tcBorders>
+              <w:bottom w:val="none" w:sz="0" w:space="0" w:color="000000"/>
               <w:top w:val="none" w:sz="0" w:space="0" w:color="000000"/>
               <w:left w:val="none" w:sz="0" w:space="0" w:color="000000"/>
               <w:right w:val="none" w:sz="0" w:space="0" w:color="000000"/>
@@ -5609,14 +5593,14 @@
                 <w:szCs w:val="18"/>
                 <w:color w:val="000000"/>
               </w:rPr>
-              <w:t xml:space="preserve">0.036</w:t>
-            </w:r>
-          </w:p>
-        </w:tc>
-        <w:tc>
-          <w:tcPr>
-            <w:tcBorders>
-              <w:bottom w:val="single" w:sz="6" w:space="0" w:color="000000"/>
+              <w:t xml:space="preserve">0.040</w:t>
+            </w:r>
+          </w:p>
+        </w:tc>
+        <w:tc>
+          <w:tcPr>
+            <w:tcBorders>
+              <w:bottom w:val="none" w:sz="0" w:space="0" w:color="000000"/>
               <w:top w:val="none" w:sz="0" w:space="0" w:color="000000"/>
               <w:left w:val="none" w:sz="0" w:space="0" w:color="000000"/>
               <w:right w:val="none" w:sz="0" w:space="0" w:color="000000"/>
@@ -5664,14 +5648,14 @@
                 <w:szCs w:val="18"/>
                 <w:color w:val="000000"/>
               </w:rPr>
-              <w:t xml:space="preserve">0.112</w:t>
-            </w:r>
-          </w:p>
-        </w:tc>
-        <w:tc>
-          <w:tcPr>
-            <w:tcBorders>
-              <w:bottom w:val="single" w:sz="6" w:space="0" w:color="000000"/>
+              <w:t xml:space="preserve">0.115</w:t>
+            </w:r>
+          </w:p>
+        </w:tc>
+        <w:tc>
+          <w:tcPr>
+            <w:tcBorders>
+              <w:bottom w:val="none" w:sz="0" w:space="0" w:color="000000"/>
               <w:top w:val="none" w:sz="0" w:space="0" w:color="000000"/>
               <w:left w:val="none" w:sz="0" w:space="0" w:color="000000"/>
               <w:right w:val="none" w:sz="0" w:space="0" w:color="000000"/>
@@ -5719,14 +5703,14 @@
                 <w:szCs w:val="18"/>
                 <w:color w:val="000000"/>
               </w:rPr>
-              <w:t xml:space="preserve">0.601</w:t>
-            </w:r>
-          </w:p>
-        </w:tc>
-        <w:tc>
-          <w:tcPr>
-            <w:tcBorders>
-              <w:bottom w:val="single" w:sz="6" w:space="0" w:color="000000"/>
+              <w:t xml:space="preserve">0.603</w:t>
+            </w:r>
+          </w:p>
+        </w:tc>
+        <w:tc>
+          <w:tcPr>
+            <w:tcBorders>
+              <w:bottom w:val="none" w:sz="0" w:space="0" w:color="000000"/>
               <w:top w:val="none" w:sz="0" w:space="0" w:color="000000"/>
               <w:left w:val="none" w:sz="0" w:space="0" w:color="000000"/>
               <w:right w:val="none" w:sz="0" w:space="0" w:color="000000"/>
@@ -5781,11 +5765,400 @@
       </w:tr>
       <w:tr>
         <w:trPr>
-          <w:cantSplit/>
           <w:trHeight w:val="360" w:hRule="auto"/>
         </w:trPr>
         <w:tc>
           <w:tcPr>
+            <w:tcBorders>
+              <w:bottom w:val="single" w:sz="6" w:space="0" w:color="000000"/>
+              <w:top w:val="none" w:sz="0" w:space="0" w:color="000000"/>
+              <w:left w:val="none" w:sz="0" w:space="0" w:color="000000"/>
+              <w:right w:val="none" w:sz="0" w:space="0" w:color="000000"/>
+            </w:tcBorders>
+            <w:shd w:val="clear" w:color="auto" w:fill="FFFFFF"/>
+            <w:tcMar>
+              <w:top w:w="0" w:type="dxa"/>
+              <w:bottom w:w="0" w:type="dxa"/>
+              <w:left w:w="0" w:type="dxa"/>
+              <w:right w:w="0" w:type="dxa"/>
+            </w:tcMar>
+            <w:vAlign w:val="center"/>
+          </w:tcPr>
+          <w:p>
+            <w:pPr>
+              <w:pStyle w:val="Normal"/>
+              <w:jc w:val="left"/>
+              <w:pBdr>
+                <w:bottom w:val="none" w:sz="0" w:space="0" w:color="000000"/>
+                <w:top w:val="none" w:sz="0" w:space="0" w:color="000000"/>
+                <w:left w:val="none" w:sz="0" w:space="0" w:color="000000"/>
+                <w:right w:val="none" w:sz="0" w:space="0" w:color="000000"/>
+              </w:pBdr>
+              <w:spacing w:after="40" w:before="40" w:line="240"/>
+              <w:ind w:left="40" w:right="40" w:firstLine="0" w:firstLineChars="0"/>
+              <w:rPr>
+                <w:rFonts w:ascii="Times New Roman" w:hAnsi="Times New Roman" w:eastAsia="Times New Roman" w:cs="Times New Roman"/>
+                <w:i w:val="false"/>
+                <w:b w:val="true"/>
+                <w:u w:val="none"/>
+                <w:strike w:val="false"/>
+                <w:sz w:val="18"/>
+                <w:szCs w:val="18"/>
+                <w:color w:val="000000"/>
+              </w:rPr>
+            </w:pPr>
+            <w:r>
+              <w:rPr>
+                <w:rFonts w:ascii="Times New Roman" w:hAnsi="Times New Roman" w:eastAsia="Times New Roman" w:cs="Times New Roman"/>
+                <w:i w:val="false"/>
+                <w:b w:val="true"/>
+                <w:u w:val="none"/>
+                <w:strike w:val="false"/>
+                <w:sz w:val="18"/>
+                <w:szCs w:val="18"/>
+                <w:color w:val="000000"/>
+              </w:rPr>
+              <w:t xml:space="preserve">Adjusted R²</w:t>
+            </w:r>
+          </w:p>
+        </w:tc>
+        <w:tc>
+          <w:tcPr>
+            <w:tcBorders>
+              <w:bottom w:val="single" w:sz="6" w:space="0" w:color="000000"/>
+              <w:top w:val="none" w:sz="0" w:space="0" w:color="000000"/>
+              <w:left w:val="none" w:sz="0" w:space="0" w:color="000000"/>
+              <w:right w:val="none" w:sz="0" w:space="0" w:color="000000"/>
+            </w:tcBorders>
+            <w:shd w:val="clear" w:color="auto" w:fill="FFFFFF"/>
+            <w:tcMar>
+              <w:top w:w="0" w:type="dxa"/>
+              <w:bottom w:w="0" w:type="dxa"/>
+              <w:left w:w="0" w:type="dxa"/>
+              <w:right w:w="0" w:type="dxa"/>
+            </w:tcMar>
+            <w:vAlign w:val="center"/>
+          </w:tcPr>
+          <w:p>
+            <w:pPr>
+              <w:pStyle w:val="Normal"/>
+              <w:jc w:val="center"/>
+              <w:pBdr>
+                <w:bottom w:val="none" w:sz="0" w:space="0" w:color="000000"/>
+                <w:top w:val="none" w:sz="0" w:space="0" w:color="000000"/>
+                <w:left w:val="none" w:sz="0" w:space="0" w:color="000000"/>
+                <w:right w:val="none" w:sz="0" w:space="0" w:color="000000"/>
+              </w:pBdr>
+              <w:spacing w:after="40" w:before="40" w:line="240"/>
+              <w:ind w:left="40" w:right="40" w:firstLine="0" w:firstLineChars="0"/>
+              <w:rPr>
+                <w:rFonts w:ascii="Times New Roman" w:hAnsi="Times New Roman" w:eastAsia="Times New Roman" w:cs="Times New Roman"/>
+                <w:i w:val="false"/>
+                <w:b w:val="false"/>
+                <w:u w:val="none"/>
+                <w:strike w:val="false"/>
+                <w:sz w:val="18"/>
+                <w:szCs w:val="18"/>
+                <w:color w:val="000000"/>
+              </w:rPr>
+            </w:pPr>
+            <w:r>
+              <w:rPr>
+                <w:rFonts w:ascii="Times New Roman" w:hAnsi="Times New Roman" w:eastAsia="Times New Roman" w:cs="Times New Roman"/>
+                <w:i w:val="false"/>
+                <w:b w:val="false"/>
+                <w:u w:val="none"/>
+                <w:strike w:val="false"/>
+                <w:sz w:val="18"/>
+                <w:szCs w:val="18"/>
+                <w:color w:val="000000"/>
+              </w:rPr>
+              <w:t xml:space="preserve">0.078</w:t>
+            </w:r>
+          </w:p>
+        </w:tc>
+        <w:tc>
+          <w:tcPr>
+            <w:tcBorders>
+              <w:bottom w:val="single" w:sz="6" w:space="0" w:color="000000"/>
+              <w:top w:val="none" w:sz="0" w:space="0" w:color="000000"/>
+              <w:left w:val="none" w:sz="0" w:space="0" w:color="000000"/>
+              <w:right w:val="none" w:sz="0" w:space="0" w:color="000000"/>
+            </w:tcBorders>
+            <w:shd w:val="clear" w:color="auto" w:fill="FFFFFF"/>
+            <w:tcMar>
+              <w:top w:w="0" w:type="dxa"/>
+              <w:bottom w:w="0" w:type="dxa"/>
+              <w:left w:w="0" w:type="dxa"/>
+              <w:right w:w="0" w:type="dxa"/>
+            </w:tcMar>
+            <w:vAlign w:val="center"/>
+          </w:tcPr>
+          <w:p>
+            <w:pPr>
+              <w:pStyle w:val="Normal"/>
+              <w:jc w:val="center"/>
+              <w:pBdr>
+                <w:bottom w:val="none" w:sz="0" w:space="0" w:color="000000"/>
+                <w:top w:val="none" w:sz="0" w:space="0" w:color="000000"/>
+                <w:left w:val="none" w:sz="0" w:space="0" w:color="000000"/>
+                <w:right w:val="none" w:sz="0" w:space="0" w:color="000000"/>
+              </w:pBdr>
+              <w:spacing w:after="40" w:before="40" w:line="240"/>
+              <w:ind w:left="40" w:right="40" w:firstLine="0" w:firstLineChars="0"/>
+              <w:rPr>
+                <w:rFonts w:ascii="Times New Roman" w:hAnsi="Times New Roman" w:eastAsia="Times New Roman" w:cs="Times New Roman"/>
+                <w:i w:val="false"/>
+                <w:b w:val="false"/>
+                <w:u w:val="none"/>
+                <w:strike w:val="false"/>
+                <w:sz w:val="18"/>
+                <w:szCs w:val="18"/>
+                <w:color w:val="000000"/>
+              </w:rPr>
+            </w:pPr>
+            <w:r>
+              <w:rPr>
+                <w:rFonts w:ascii="Times New Roman" w:hAnsi="Times New Roman" w:eastAsia="Times New Roman" w:cs="Times New Roman"/>
+                <w:i w:val="false"/>
+                <w:b w:val="false"/>
+                <w:u w:val="none"/>
+                <w:strike w:val="false"/>
+                <w:sz w:val="18"/>
+                <w:szCs w:val="18"/>
+                <w:color w:val="000000"/>
+              </w:rPr>
+              <w:t xml:space="preserve">0.092</w:t>
+            </w:r>
+          </w:p>
+        </w:tc>
+        <w:tc>
+          <w:tcPr>
+            <w:tcBorders>
+              <w:bottom w:val="single" w:sz="6" w:space="0" w:color="000000"/>
+              <w:top w:val="none" w:sz="0" w:space="0" w:color="000000"/>
+              <w:left w:val="none" w:sz="0" w:space="0" w:color="000000"/>
+              <w:right w:val="none" w:sz="0" w:space="0" w:color="000000"/>
+            </w:tcBorders>
+            <w:shd w:val="clear" w:color="auto" w:fill="FFFFFF"/>
+            <w:tcMar>
+              <w:top w:w="0" w:type="dxa"/>
+              <w:bottom w:w="0" w:type="dxa"/>
+              <w:left w:w="0" w:type="dxa"/>
+              <w:right w:w="0" w:type="dxa"/>
+            </w:tcMar>
+            <w:vAlign w:val="center"/>
+          </w:tcPr>
+          <w:p>
+            <w:pPr>
+              <w:pStyle w:val="Normal"/>
+              <w:jc w:val="center"/>
+              <w:pBdr>
+                <w:bottom w:val="none" w:sz="0" w:space="0" w:color="000000"/>
+                <w:top w:val="none" w:sz="0" w:space="0" w:color="000000"/>
+                <w:left w:val="none" w:sz="0" w:space="0" w:color="000000"/>
+                <w:right w:val="none" w:sz="0" w:space="0" w:color="000000"/>
+              </w:pBdr>
+              <w:spacing w:after="40" w:before="40" w:line="240"/>
+              <w:ind w:left="40" w:right="40" w:firstLine="0" w:firstLineChars="0"/>
+              <w:rPr>
+                <w:rFonts w:ascii="Times New Roman" w:hAnsi="Times New Roman" w:eastAsia="Times New Roman" w:cs="Times New Roman"/>
+                <w:i w:val="false"/>
+                <w:b w:val="false"/>
+                <w:u w:val="none"/>
+                <w:strike w:val="false"/>
+                <w:sz w:val="18"/>
+                <w:szCs w:val="18"/>
+                <w:color w:val="000000"/>
+              </w:rPr>
+            </w:pPr>
+            <w:r>
+              <w:rPr>
+                <w:rFonts w:ascii="Times New Roman" w:hAnsi="Times New Roman" w:eastAsia="Times New Roman" w:cs="Times New Roman"/>
+                <w:i w:val="false"/>
+                <w:b w:val="false"/>
+                <w:u w:val="none"/>
+                <w:strike w:val="false"/>
+                <w:sz w:val="18"/>
+                <w:szCs w:val="18"/>
+                <w:color w:val="000000"/>
+              </w:rPr>
+              <w:t xml:space="preserve">0.036</w:t>
+            </w:r>
+          </w:p>
+        </w:tc>
+        <w:tc>
+          <w:tcPr>
+            <w:tcBorders>
+              <w:bottom w:val="single" w:sz="6" w:space="0" w:color="000000"/>
+              <w:top w:val="none" w:sz="0" w:space="0" w:color="000000"/>
+              <w:left w:val="none" w:sz="0" w:space="0" w:color="000000"/>
+              <w:right w:val="none" w:sz="0" w:space="0" w:color="000000"/>
+            </w:tcBorders>
+            <w:shd w:val="clear" w:color="auto" w:fill="FFFFFF"/>
+            <w:tcMar>
+              <w:top w:w="0" w:type="dxa"/>
+              <w:bottom w:w="0" w:type="dxa"/>
+              <w:left w:w="0" w:type="dxa"/>
+              <w:right w:w="0" w:type="dxa"/>
+            </w:tcMar>
+            <w:vAlign w:val="center"/>
+          </w:tcPr>
+          <w:p>
+            <w:pPr>
+              <w:pStyle w:val="Normal"/>
+              <w:jc w:val="center"/>
+              <w:pBdr>
+                <w:bottom w:val="none" w:sz="0" w:space="0" w:color="000000"/>
+                <w:top w:val="none" w:sz="0" w:space="0" w:color="000000"/>
+                <w:left w:val="none" w:sz="0" w:space="0" w:color="000000"/>
+                <w:right w:val="none" w:sz="0" w:space="0" w:color="000000"/>
+              </w:pBdr>
+              <w:spacing w:after="40" w:before="40" w:line="240"/>
+              <w:ind w:left="40" w:right="40" w:firstLine="0" w:firstLineChars="0"/>
+              <w:rPr>
+                <w:rFonts w:ascii="Times New Roman" w:hAnsi="Times New Roman" w:eastAsia="Times New Roman" w:cs="Times New Roman"/>
+                <w:i w:val="false"/>
+                <w:b w:val="false"/>
+                <w:u w:val="none"/>
+                <w:strike w:val="false"/>
+                <w:sz w:val="18"/>
+                <w:szCs w:val="18"/>
+                <w:color w:val="000000"/>
+              </w:rPr>
+            </w:pPr>
+            <w:r>
+              <w:rPr>
+                <w:rFonts w:ascii="Times New Roman" w:hAnsi="Times New Roman" w:eastAsia="Times New Roman" w:cs="Times New Roman"/>
+                <w:i w:val="false"/>
+                <w:b w:val="false"/>
+                <w:u w:val="none"/>
+                <w:strike w:val="false"/>
+                <w:sz w:val="18"/>
+                <w:szCs w:val="18"/>
+                <w:color w:val="000000"/>
+              </w:rPr>
+              <w:t xml:space="preserve">0.112</w:t>
+            </w:r>
+          </w:p>
+        </w:tc>
+        <w:tc>
+          <w:tcPr>
+            <w:tcBorders>
+              <w:bottom w:val="single" w:sz="6" w:space="0" w:color="000000"/>
+              <w:top w:val="none" w:sz="0" w:space="0" w:color="000000"/>
+              <w:left w:val="none" w:sz="0" w:space="0" w:color="000000"/>
+              <w:right w:val="none" w:sz="0" w:space="0" w:color="000000"/>
+            </w:tcBorders>
+            <w:shd w:val="clear" w:color="auto" w:fill="FFFFFF"/>
+            <w:tcMar>
+              <w:top w:w="0" w:type="dxa"/>
+              <w:bottom w:w="0" w:type="dxa"/>
+              <w:left w:w="0" w:type="dxa"/>
+              <w:right w:w="0" w:type="dxa"/>
+            </w:tcMar>
+            <w:vAlign w:val="center"/>
+          </w:tcPr>
+          <w:p>
+            <w:pPr>
+              <w:pStyle w:val="Normal"/>
+              <w:jc w:val="center"/>
+              <w:pBdr>
+                <w:bottom w:val="none" w:sz="0" w:space="0" w:color="000000"/>
+                <w:top w:val="none" w:sz="0" w:space="0" w:color="000000"/>
+                <w:left w:val="none" w:sz="0" w:space="0" w:color="000000"/>
+                <w:right w:val="none" w:sz="0" w:space="0" w:color="000000"/>
+              </w:pBdr>
+              <w:spacing w:after="40" w:before="40" w:line="240"/>
+              <w:ind w:left="40" w:right="40" w:firstLine="0" w:firstLineChars="0"/>
+              <w:rPr>
+                <w:rFonts w:ascii="Times New Roman" w:hAnsi="Times New Roman" w:eastAsia="Times New Roman" w:cs="Times New Roman"/>
+                <w:i w:val="false"/>
+                <w:b w:val="false"/>
+                <w:u w:val="none"/>
+                <w:strike w:val="false"/>
+                <w:sz w:val="18"/>
+                <w:szCs w:val="18"/>
+                <w:color w:val="000000"/>
+              </w:rPr>
+            </w:pPr>
+            <w:r>
+              <w:rPr>
+                <w:rFonts w:ascii="Times New Roman" w:hAnsi="Times New Roman" w:eastAsia="Times New Roman" w:cs="Times New Roman"/>
+                <w:i w:val="false"/>
+                <w:b w:val="false"/>
+                <w:u w:val="none"/>
+                <w:strike w:val="false"/>
+                <w:sz w:val="18"/>
+                <w:szCs w:val="18"/>
+                <w:color w:val="000000"/>
+              </w:rPr>
+              <w:t xml:space="preserve">0.601</w:t>
+            </w:r>
+          </w:p>
+        </w:tc>
+        <w:tc>
+          <w:tcPr>
+            <w:tcBorders>
+              <w:bottom w:val="single" w:sz="6" w:space="0" w:color="000000"/>
+              <w:top w:val="none" w:sz="0" w:space="0" w:color="000000"/>
+              <w:left w:val="none" w:sz="0" w:space="0" w:color="000000"/>
+              <w:right w:val="none" w:sz="0" w:space="0" w:color="000000"/>
+            </w:tcBorders>
+            <w:shd w:val="clear" w:color="auto" w:fill="FFFFFF"/>
+            <w:tcMar>
+              <w:top w:w="0" w:type="dxa"/>
+              <w:bottom w:w="0" w:type="dxa"/>
+              <w:left w:w="0" w:type="dxa"/>
+              <w:right w:w="0" w:type="dxa"/>
+            </w:tcMar>
+            <w:vAlign w:val="center"/>
+          </w:tcPr>
+          <w:p>
+            <w:pPr>
+              <w:pStyle w:val="Normal"/>
+              <w:jc w:val="center"/>
+              <w:pBdr>
+                <w:bottom w:val="none" w:sz="0" w:space="0" w:color="000000"/>
+                <w:top w:val="none" w:sz="0" w:space="0" w:color="000000"/>
+                <w:left w:val="none" w:sz="0" w:space="0" w:color="000000"/>
+                <w:right w:val="none" w:sz="0" w:space="0" w:color="000000"/>
+              </w:pBdr>
+              <w:spacing w:after="40" w:before="40" w:line="240"/>
+              <w:ind w:left="40" w:right="40" w:firstLine="0" w:firstLineChars="0"/>
+              <w:rPr>
+                <w:rFonts w:ascii="Times New Roman" w:hAnsi="Times New Roman" w:eastAsia="Times New Roman" w:cs="Times New Roman"/>
+                <w:i w:val="false"/>
+                <w:b w:val="false"/>
+                <w:u w:val="none"/>
+                <w:strike w:val="false"/>
+                <w:sz w:val="18"/>
+                <w:szCs w:val="18"/>
+                <w:color w:val="000000"/>
+              </w:rPr>
+            </w:pPr>
+            <w:r>
+              <w:rPr>
+                <w:rFonts w:ascii="Times New Roman" w:hAnsi="Times New Roman" w:eastAsia="Times New Roman" w:cs="Times New Roman"/>
+                <w:i w:val="false"/>
+                <w:b w:val="false"/>
+                <w:u w:val="none"/>
+                <w:strike w:val="false"/>
+                <w:sz w:val="18"/>
+                <w:szCs w:val="18"/>
+                <w:color w:val="000000"/>
+              </w:rPr>
+              <w:t xml:space="preserve"/>
+            </w:r>
+          </w:p>
+        </w:tc>
+      </w:tr>
+      <w:tr>
+        <w:trPr>
+          <w:trHeight w:val="360" w:hRule="auto"/>
+        </w:trPr>
+        <w:tc>
+          <w:tcPr>
             <w:gridSpan w:val="7"/>
             <w:tcBorders>
               <w:bottom w:val="none" w:sz="0" w:space="0" w:color="000000"/>
@@ -5836,15 +6209,15 @@
                 <w:szCs w:val="16"/>
                 <w:color w:val="000000"/>
               </w:rPr>
-              <w:t xml:space="preserve">Note: Heteroskedasticity-robust HC3 standard errors in parentheses. + p &lt; .10, * p &lt; .05, ** p &lt; .01, *** p &lt; .001</w:t>
+              <w:t xml:space="preserve">Note: HC3 standard errors in parentheses. + p &lt; .10, * p &lt; .05, ** p &lt; .01, *** p &lt; .001</w:t>
             </w:r>
           </w:p>
         </w:tc>
       </w:tr>
     </w:tbl>
     <w:sectPr>
-      <w:pgMar w:header="288" w:bottom="504" w:top="504" w:right="288" w:left="288" w:footer="288" w:gutter="0"/>
-      <w:pgSz w:h="16834" w:w="11909" w:orient="portrait"/>
+      <w:pgMar w:header="850" w:bottom="1134" w:top="1701" w:right="1417" w:left="1417" w:footer="709" w:gutter="0"/>
+      <w:pgSz w:h="16838" w:w="11906" w:orient="portrait"/>
       <w:type w:val="continuous"/>
       <w:cols/>
     </w:sectPr>

--- a/03_report/tables/regression_results_team_process_h1_h5.docx
+++ b/03_report/tables/regression_results_team_process_h1_h5.docx
@@ -737,7 +737,7 @@
                 <w:szCs w:val="18"/>
                 <w:color w:val="000000"/>
               </w:rPr>
-              <w:t xml:space="preserve">H4a/H5a</w:t>
+              <w:t xml:space="preserve">H4a/H4b</w:t>
             </w:r>
           </w:p>
         </w:tc>
@@ -792,7 +792,7 @@
                 <w:szCs w:val="18"/>
                 <w:color w:val="000000"/>
               </w:rPr>
-              <w:t xml:space="preserve">H4b/H5b</w:t>
+              <w:t xml:space="preserve">H5a/H5b</w:t>
             </w:r>
           </w:p>
         </w:tc>
@@ -5483,7 +5483,7 @@
                 <w:szCs w:val="18"/>
                 <w:color w:val="000000"/>
               </w:rPr>
-              <w:t xml:space="preserve">0.082</w:t>
+              <w:t xml:space="preserve">.082</w:t>
             </w:r>
           </w:p>
         </w:tc>
@@ -5538,7 +5538,7 @@
                 <w:szCs w:val="18"/>
                 <w:color w:val="000000"/>
               </w:rPr>
-              <w:t xml:space="preserve">0.096</w:t>
+              <w:t xml:space="preserve">.096</w:t>
             </w:r>
           </w:p>
         </w:tc>
@@ -5593,7 +5593,7 @@
                 <w:szCs w:val="18"/>
                 <w:color w:val="000000"/>
               </w:rPr>
-              <w:t xml:space="preserve">0.040</w:t>
+              <w:t xml:space="preserve">.040</w:t>
             </w:r>
           </w:p>
         </w:tc>
@@ -5648,7 +5648,7 @@
                 <w:szCs w:val="18"/>
                 <w:color w:val="000000"/>
               </w:rPr>
-              <w:t xml:space="preserve">0.115</w:t>
+              <w:t xml:space="preserve">.115</w:t>
             </w:r>
           </w:p>
         </w:tc>
@@ -5703,7 +5703,7 @@
                 <w:szCs w:val="18"/>
                 <w:color w:val="000000"/>
               </w:rPr>
-              <w:t xml:space="preserve">0.603</w:t>
+              <w:t xml:space="preserve">.603</w:t>
             </w:r>
           </w:p>
         </w:tc>
@@ -5758,7 +5758,7 @@
                 <w:szCs w:val="18"/>
                 <w:color w:val="000000"/>
               </w:rPr>
-              <w:t xml:space="preserve"/>
+              <w:t xml:space="preserve">-</w:t>
             </w:r>
           </w:p>
         </w:tc>
@@ -5873,7 +5873,7 @@
                 <w:szCs w:val="18"/>
                 <w:color w:val="000000"/>
               </w:rPr>
-              <w:t xml:space="preserve">0.078</w:t>
+              <w:t xml:space="preserve">.078</w:t>
             </w:r>
           </w:p>
         </w:tc>
@@ -5928,7 +5928,7 @@
                 <w:szCs w:val="18"/>
                 <w:color w:val="000000"/>
               </w:rPr>
-              <w:t xml:space="preserve">0.092</w:t>
+              <w:t xml:space="preserve">.092</w:t>
             </w:r>
           </w:p>
         </w:tc>
@@ -5983,7 +5983,7 @@
                 <w:szCs w:val="18"/>
                 <w:color w:val="000000"/>
               </w:rPr>
-              <w:t xml:space="preserve">0.036</w:t>
+              <w:t xml:space="preserve">.036</w:t>
             </w:r>
           </w:p>
         </w:tc>
@@ -6038,7 +6038,7 @@
                 <w:szCs w:val="18"/>
                 <w:color w:val="000000"/>
               </w:rPr>
-              <w:t xml:space="preserve">0.112</w:t>
+              <w:t xml:space="preserve">.112</w:t>
             </w:r>
           </w:p>
         </w:tc>
@@ -6093,7 +6093,7 @@
                 <w:szCs w:val="18"/>
                 <w:color w:val="000000"/>
               </w:rPr>
-              <w:t xml:space="preserve">0.601</w:t>
+              <w:t xml:space="preserve">.601</w:t>
             </w:r>
           </w:p>
         </w:tc>
@@ -6148,7 +6148,7 @@
                 <w:szCs w:val="18"/>
                 <w:color w:val="000000"/>
               </w:rPr>
-              <w:t xml:space="preserve"/>
+              <w:t xml:space="preserve">-</w:t>
             </w:r>
           </w:p>
         </w:tc>
@@ -6209,7 +6209,7 @@
                 <w:szCs w:val="16"/>
                 <w:color w:val="000000"/>
               </w:rPr>
-              <w:t xml:space="preserve">Note: HC3 standard errors in parentheses. + p &lt; .10, * p &lt; .05, ** p &lt; .01, *** p &lt; .001</w:t>
+              <w:t xml:space="preserve">Note: HC3 standard errors in parentheses. + p &lt; .10, * p &lt; .05, ** p &lt; .01, *** p &lt; .001.</w:t>
             </w:r>
           </w:p>
         </w:tc>
